--- a/4. RESULTADOS/06_tratamiento_continuo/T25_resumen_medidas_q5.docx
+++ b/4. RESULTADOS/06_tratamiento_continuo/T25_resumen_medidas_q5.docx
@@ -35,12 +35,18 @@
         <w:tblLook w:firstRow="1" w:lastRow="0" w:firstColumn="0" w:lastColumn="0" w:noHBand="0" w:noVBand="1"/>
       </w:tblPr>
       <w:tblGrid>
-        <w:gridCol w:w="2575"/>
-        <w:gridCol w:w="3701"/>
+        <w:gridCol w:w="3639"/>
+        <w:gridCol w:w="4544"/>
         <w:gridCol w:w="5389"/>
         <w:gridCol w:w="4520"/>
+        <w:gridCol w:w="5083"/>
+        <w:gridCol w:w="4214"/>
         <w:gridCol w:w="4838"/>
         <w:gridCol w:w="3970"/>
+        <w:gridCol w:w="3529"/>
+        <w:gridCol w:w="1732"/>
+        <w:gridCol w:w="1609"/>
+        <w:gridCol w:w="2685"/>
       </w:tblGrid>
       <w:tr>
         <w:trPr>
@@ -287,38 +293,38 @@
           <w:p>
             <w:pPr>
               <w:pStyle w:val="Normal"/>
-              <w:jc w:val="left"/>
-              <w:pBdr>
-                <w:bottom w:val="none" w:sz="0" w:space="0" w:color="000000"/>
-                <w:top w:val="none" w:sz="0" w:space="0" w:color="000000"/>
-                <w:left w:val="none" w:sz="0" w:space="0" w:color="000000"/>
-                <w:right w:val="none" w:sz="0" w:space="0" w:color="000000"/>
-              </w:pBdr>
-              <w:spacing w:after="100" w:before="100" w:line="240"/>
-              <w:ind w:left="100" w:right="100" w:firstLine="0" w:firstLineChars="0"/>
-              <w:rPr>
-                <w:rFonts w:ascii="Arial" w:hAnsi="Arial" w:eastAsia="Arial" w:cs="Arial"/>
-                <w:i w:val="false"/>
-                <w:b w:val="false"/>
-                <w:u w:val="none"/>
-                <w:strike w:val="false"/>
-                <w:sz w:val="22"/>
-                <w:szCs w:val="22"/>
-                <w:color w:val="000000"/>
-              </w:rPr>
-            </w:pPr>
-            <w:r>
-              <w:rPr>
-                <w:rFonts w:ascii="Arial" w:hAnsi="Arial" w:eastAsia="Arial" w:cs="Arial"/>
-                <w:i w:val="false"/>
-                <w:b w:val="false"/>
-                <w:u w:val="none"/>
-                <w:strike w:val="false"/>
-                <w:sz w:val="22"/>
-                <w:szCs w:val="22"/>
-                <w:color w:val="000000"/>
-              </w:rPr>
-              <w:t xml:space="preserve">significancia_Placebo (año sin choque: 2019)</w:t>
+              <w:jc w:val="right"/>
+              <w:pBdr>
+                <w:bottom w:val="none" w:sz="0" w:space="0" w:color="000000"/>
+                <w:top w:val="none" w:sz="0" w:space="0" w:color="000000"/>
+                <w:left w:val="none" w:sz="0" w:space="0" w:color="000000"/>
+                <w:right w:val="none" w:sz="0" w:space="0" w:color="000000"/>
+              </w:pBdr>
+              <w:spacing w:after="100" w:before="100" w:line="240"/>
+              <w:ind w:left="100" w:right="100" w:firstLine="0" w:firstLineChars="0"/>
+              <w:rPr>
+                <w:rFonts w:ascii="Arial" w:hAnsi="Arial" w:eastAsia="Arial" w:cs="Arial"/>
+                <w:i w:val="false"/>
+                <w:b w:val="false"/>
+                <w:u w:val="none"/>
+                <w:strike w:val="false"/>
+                <w:sz w:val="22"/>
+                <w:szCs w:val="22"/>
+                <w:color w:val="000000"/>
+              </w:rPr>
+            </w:pPr>
+            <w:r>
+              <w:rPr>
+                <w:rFonts w:ascii="Arial" w:hAnsi="Arial" w:eastAsia="Arial" w:cs="Arial"/>
+                <w:i w:val="false"/>
+                <w:b w:val="false"/>
+                <w:u w:val="none"/>
+                <w:strike w:val="false"/>
+                <w:sz w:val="22"/>
+                <w:szCs w:val="22"/>
+                <w:color w:val="000000"/>
+              </w:rPr>
+              <w:t xml:space="preserve">error_estandar_Placebo (año sin choque: 2019)</w:t>
             </w:r>
           </w:p>
         </w:tc>
@@ -342,6 +348,61 @@
           <w:p>
             <w:pPr>
               <w:pStyle w:val="Normal"/>
+              <w:jc w:val="right"/>
+              <w:pBdr>
+                <w:bottom w:val="none" w:sz="0" w:space="0" w:color="000000"/>
+                <w:top w:val="none" w:sz="0" w:space="0" w:color="000000"/>
+                <w:left w:val="none" w:sz="0" w:space="0" w:color="000000"/>
+                <w:right w:val="none" w:sz="0" w:space="0" w:color="000000"/>
+              </w:pBdr>
+              <w:spacing w:after="100" w:before="100" w:line="240"/>
+              <w:ind w:left="100" w:right="100" w:firstLine="0" w:firstLineChars="0"/>
+              <w:rPr>
+                <w:rFonts w:ascii="Arial" w:hAnsi="Arial" w:eastAsia="Arial" w:cs="Arial"/>
+                <w:i w:val="false"/>
+                <w:b w:val="false"/>
+                <w:u w:val="none"/>
+                <w:strike w:val="false"/>
+                <w:sz w:val="22"/>
+                <w:szCs w:val="22"/>
+                <w:color w:val="000000"/>
+              </w:rPr>
+            </w:pPr>
+            <w:r>
+              <w:rPr>
+                <w:rFonts w:ascii="Arial" w:hAnsi="Arial" w:eastAsia="Arial" w:cs="Arial"/>
+                <w:i w:val="false"/>
+                <w:b w:val="false"/>
+                <w:u w:val="none"/>
+                <w:strike w:val="false"/>
+                <w:sz w:val="22"/>
+                <w:szCs w:val="22"/>
+                <w:color w:val="000000"/>
+              </w:rPr>
+              <w:t xml:space="preserve">error_estandar_Real (choque de 2023)</w:t>
+            </w:r>
+          </w:p>
+        </w:tc>
+        <w:tc>
+          <w:tcPr>
+            <w:tcBorders>
+              <w:bottom w:val="single" w:sz="12" w:space="0" w:color="666666"/>
+              <w:top w:val="single" w:sz="12" w:space="0" w:color="666666"/>
+              <w:left w:val="none" w:sz="0" w:space="0" w:color="000000"/>
+              <w:right w:val="none" w:sz="0" w:space="0" w:color="000000"/>
+            </w:tcBorders>
+            <w:shd w:val="clear" w:color="auto" w:fill="FFFFFF"/>
+            <w:tcMar>
+              <w:top w:w="0" w:type="dxa"/>
+              <w:bottom w:w="0" w:type="dxa"/>
+              <w:left w:w="0" w:type="dxa"/>
+              <w:right w:w="0" w:type="dxa"/>
+            </w:tcMar>
+            <w:vAlign w:val="center"/>
+          </w:tcPr>
+          <w:p>
+            <w:pPr>
+              <w:pStyle w:val="Normal"/>
               <w:jc w:val="left"/>
               <w:pBdr>
                 <w:bottom w:val="none" w:sz="0" w:space="0" w:color="000000"/>
@@ -373,7 +434,282 @@
                 <w:szCs w:val="22"/>
                 <w:color w:val="000000"/>
               </w:rPr>
+              <w:t xml:space="preserve">significancia_Placebo (año sin choque: 2019)</w:t>
+            </w:r>
+          </w:p>
+        </w:tc>
+        <w:tc>
+          <w:tcPr>
+            <w:tcBorders>
+              <w:bottom w:val="single" w:sz="12" w:space="0" w:color="666666"/>
+              <w:top w:val="single" w:sz="12" w:space="0" w:color="666666"/>
+              <w:left w:val="none" w:sz="0" w:space="0" w:color="000000"/>
+              <w:right w:val="none" w:sz="0" w:space="0" w:color="000000"/>
+            </w:tcBorders>
+            <w:shd w:val="clear" w:color="auto" w:fill="FFFFFF"/>
+            <w:tcMar>
+              <w:top w:w="0" w:type="dxa"/>
+              <w:bottom w:w="0" w:type="dxa"/>
+              <w:left w:w="0" w:type="dxa"/>
+              <w:right w:w="0" w:type="dxa"/>
+            </w:tcMar>
+            <w:vAlign w:val="center"/>
+          </w:tcPr>
+          <w:p>
+            <w:pPr>
+              <w:pStyle w:val="Normal"/>
+              <w:jc w:val="left"/>
+              <w:pBdr>
+                <w:bottom w:val="none" w:sz="0" w:space="0" w:color="000000"/>
+                <w:top w:val="none" w:sz="0" w:space="0" w:color="000000"/>
+                <w:left w:val="none" w:sz="0" w:space="0" w:color="000000"/>
+                <w:right w:val="none" w:sz="0" w:space="0" w:color="000000"/>
+              </w:pBdr>
+              <w:spacing w:after="100" w:before="100" w:line="240"/>
+              <w:ind w:left="100" w:right="100" w:firstLine="0" w:firstLineChars="0"/>
+              <w:rPr>
+                <w:rFonts w:ascii="Arial" w:hAnsi="Arial" w:eastAsia="Arial" w:cs="Arial"/>
+                <w:i w:val="false"/>
+                <w:b w:val="false"/>
+                <w:u w:val="none"/>
+                <w:strike w:val="false"/>
+                <w:sz w:val="22"/>
+                <w:szCs w:val="22"/>
+                <w:color w:val="000000"/>
+              </w:rPr>
+            </w:pPr>
+            <w:r>
+              <w:rPr>
+                <w:rFonts w:ascii="Arial" w:hAnsi="Arial" w:eastAsia="Arial" w:cs="Arial"/>
+                <w:i w:val="false"/>
+                <w:b w:val="false"/>
+                <w:u w:val="none"/>
+                <w:strike w:val="false"/>
+                <w:sz w:val="22"/>
+                <w:szCs w:val="22"/>
+                <w:color w:val="000000"/>
+              </w:rPr>
               <w:t xml:space="preserve">significancia_Real (choque de 2023)</w:t>
+            </w:r>
+          </w:p>
+        </w:tc>
+        <w:tc>
+          <w:tcPr>
+            <w:tcBorders>
+              <w:bottom w:val="single" w:sz="12" w:space="0" w:color="666666"/>
+              <w:top w:val="single" w:sz="12" w:space="0" w:color="666666"/>
+              <w:left w:val="none" w:sz="0" w:space="0" w:color="000000"/>
+              <w:right w:val="none" w:sz="0" w:space="0" w:color="000000"/>
+            </w:tcBorders>
+            <w:shd w:val="clear" w:color="auto" w:fill="FFFFFF"/>
+            <w:tcMar>
+              <w:top w:w="0" w:type="dxa"/>
+              <w:bottom w:w="0" w:type="dxa"/>
+              <w:left w:w="0" w:type="dxa"/>
+              <w:right w:w="0" w:type="dxa"/>
+            </w:tcMar>
+            <w:vAlign w:val="center"/>
+          </w:tcPr>
+          <w:p>
+            <w:pPr>
+              <w:pStyle w:val="Normal"/>
+              <w:jc w:val="right"/>
+              <w:pBdr>
+                <w:bottom w:val="none" w:sz="0" w:space="0" w:color="000000"/>
+                <w:top w:val="none" w:sz="0" w:space="0" w:color="000000"/>
+                <w:left w:val="none" w:sz="0" w:space="0" w:color="000000"/>
+                <w:right w:val="none" w:sz="0" w:space="0" w:color="000000"/>
+              </w:pBdr>
+              <w:spacing w:after="100" w:before="100" w:line="240"/>
+              <w:ind w:left="100" w:right="100" w:firstLine="0" w:firstLineChars="0"/>
+              <w:rPr>
+                <w:rFonts w:ascii="Arial" w:hAnsi="Arial" w:eastAsia="Arial" w:cs="Arial"/>
+                <w:i w:val="false"/>
+                <w:b w:val="false"/>
+                <w:u w:val="none"/>
+                <w:strike w:val="false"/>
+                <w:sz w:val="22"/>
+                <w:szCs w:val="22"/>
+                <w:color w:val="000000"/>
+              </w:rPr>
+            </w:pPr>
+            <w:r>
+              <w:rPr>
+                <w:rFonts w:ascii="Arial" w:hAnsi="Arial" w:eastAsia="Arial" w:cs="Arial"/>
+                <w:i w:val="false"/>
+                <w:b w:val="false"/>
+                <w:u w:val="none"/>
+                <w:strike w:val="false"/>
+                <w:sz w:val="22"/>
+                <w:szCs w:val="22"/>
+                <w:color w:val="000000"/>
+              </w:rPr>
+              <w:t xml:space="preserve">diferencia_real_menos_placebo</w:t>
+            </w:r>
+          </w:p>
+        </w:tc>
+        <w:tc>
+          <w:tcPr>
+            <w:tcBorders>
+              <w:bottom w:val="single" w:sz="12" w:space="0" w:color="666666"/>
+              <w:top w:val="single" w:sz="12" w:space="0" w:color="666666"/>
+              <w:left w:val="none" w:sz="0" w:space="0" w:color="000000"/>
+              <w:right w:val="none" w:sz="0" w:space="0" w:color="000000"/>
+            </w:tcBorders>
+            <w:shd w:val="clear" w:color="auto" w:fill="FFFFFF"/>
+            <w:tcMar>
+              <w:top w:w="0" w:type="dxa"/>
+              <w:bottom w:w="0" w:type="dxa"/>
+              <w:left w:w="0" w:type="dxa"/>
+              <w:right w:w="0" w:type="dxa"/>
+            </w:tcMar>
+            <w:vAlign w:val="center"/>
+          </w:tcPr>
+          <w:p>
+            <w:pPr>
+              <w:pStyle w:val="Normal"/>
+              <w:jc w:val="right"/>
+              <w:pBdr>
+                <w:bottom w:val="none" w:sz="0" w:space="0" w:color="000000"/>
+                <w:top w:val="none" w:sz="0" w:space="0" w:color="000000"/>
+                <w:left w:val="none" w:sz="0" w:space="0" w:color="000000"/>
+                <w:right w:val="none" w:sz="0" w:space="0" w:color="000000"/>
+              </w:pBdr>
+              <w:spacing w:after="100" w:before="100" w:line="240"/>
+              <w:ind w:left="100" w:right="100" w:firstLine="0" w:firstLineChars="0"/>
+              <w:rPr>
+                <w:rFonts w:ascii="Arial" w:hAnsi="Arial" w:eastAsia="Arial" w:cs="Arial"/>
+                <w:i w:val="false"/>
+                <w:b w:val="false"/>
+                <w:u w:val="none"/>
+                <w:strike w:val="false"/>
+                <w:sz w:val="22"/>
+                <w:szCs w:val="22"/>
+                <w:color w:val="000000"/>
+              </w:rPr>
+            </w:pPr>
+            <w:r>
+              <w:rPr>
+                <w:rFonts w:ascii="Arial" w:hAnsi="Arial" w:eastAsia="Arial" w:cs="Arial"/>
+                <w:i w:val="false"/>
+                <w:b w:val="false"/>
+                <w:u w:val="none"/>
+                <w:strike w:val="false"/>
+                <w:sz w:val="22"/>
+                <w:szCs w:val="22"/>
+                <w:color w:val="000000"/>
+              </w:rPr>
+              <w:t xml:space="preserve">ee_diferencia</w:t>
+            </w:r>
+          </w:p>
+        </w:tc>
+        <w:tc>
+          <w:tcPr>
+            <w:tcBorders>
+              <w:bottom w:val="single" w:sz="12" w:space="0" w:color="666666"/>
+              <w:top w:val="single" w:sz="12" w:space="0" w:color="666666"/>
+              <w:left w:val="none" w:sz="0" w:space="0" w:color="000000"/>
+              <w:right w:val="none" w:sz="0" w:space="0" w:color="000000"/>
+            </w:tcBorders>
+            <w:shd w:val="clear" w:color="auto" w:fill="FFFFFF"/>
+            <w:tcMar>
+              <w:top w:w="0" w:type="dxa"/>
+              <w:bottom w:w="0" w:type="dxa"/>
+              <w:left w:w="0" w:type="dxa"/>
+              <w:right w:w="0" w:type="dxa"/>
+            </w:tcMar>
+            <w:vAlign w:val="center"/>
+          </w:tcPr>
+          <w:p>
+            <w:pPr>
+              <w:pStyle w:val="Normal"/>
+              <w:jc w:val="right"/>
+              <w:pBdr>
+                <w:bottom w:val="none" w:sz="0" w:space="0" w:color="000000"/>
+                <w:top w:val="none" w:sz="0" w:space="0" w:color="000000"/>
+                <w:left w:val="none" w:sz="0" w:space="0" w:color="000000"/>
+                <w:right w:val="none" w:sz="0" w:space="0" w:color="000000"/>
+              </w:pBdr>
+              <w:spacing w:after="100" w:before="100" w:line="240"/>
+              <w:ind w:left="100" w:right="100" w:firstLine="0" w:firstLineChars="0"/>
+              <w:rPr>
+                <w:rFonts w:ascii="Arial" w:hAnsi="Arial" w:eastAsia="Arial" w:cs="Arial"/>
+                <w:i w:val="false"/>
+                <w:b w:val="false"/>
+                <w:u w:val="none"/>
+                <w:strike w:val="false"/>
+                <w:sz w:val="22"/>
+                <w:szCs w:val="22"/>
+                <w:color w:val="000000"/>
+              </w:rPr>
+            </w:pPr>
+            <w:r>
+              <w:rPr>
+                <w:rFonts w:ascii="Arial" w:hAnsi="Arial" w:eastAsia="Arial" w:cs="Arial"/>
+                <w:i w:val="false"/>
+                <w:b w:val="false"/>
+                <w:u w:val="none"/>
+                <w:strike w:val="false"/>
+                <w:sz w:val="22"/>
+                <w:szCs w:val="22"/>
+                <w:color w:val="000000"/>
+              </w:rPr>
+              <w:t xml:space="preserve">p_diferencia</w:t>
+            </w:r>
+          </w:p>
+        </w:tc>
+        <w:tc>
+          <w:tcPr>
+            <w:tcBorders>
+              <w:bottom w:val="single" w:sz="12" w:space="0" w:color="666666"/>
+              <w:top w:val="single" w:sz="12" w:space="0" w:color="666666"/>
+              <w:left w:val="none" w:sz="0" w:space="0" w:color="000000"/>
+              <w:right w:val="none" w:sz="0" w:space="0" w:color="000000"/>
+            </w:tcBorders>
+            <w:shd w:val="clear" w:color="auto" w:fill="FFFFFF"/>
+            <w:tcMar>
+              <w:top w:w="0" w:type="dxa"/>
+              <w:bottom w:w="0" w:type="dxa"/>
+              <w:left w:w="0" w:type="dxa"/>
+              <w:right w:w="0" w:type="dxa"/>
+            </w:tcMar>
+            <w:vAlign w:val="center"/>
+          </w:tcPr>
+          <w:p>
+            <w:pPr>
+              <w:pStyle w:val="Normal"/>
+              <w:jc w:val="left"/>
+              <w:pBdr>
+                <w:bottom w:val="none" w:sz="0" w:space="0" w:color="000000"/>
+                <w:top w:val="none" w:sz="0" w:space="0" w:color="000000"/>
+                <w:left w:val="none" w:sz="0" w:space="0" w:color="000000"/>
+                <w:right w:val="none" w:sz="0" w:space="0" w:color="000000"/>
+              </w:pBdr>
+              <w:spacing w:after="100" w:before="100" w:line="240"/>
+              <w:ind w:left="100" w:right="100" w:firstLine="0" w:firstLineChars="0"/>
+              <w:rPr>
+                <w:rFonts w:ascii="Arial" w:hAnsi="Arial" w:eastAsia="Arial" w:cs="Arial"/>
+                <w:i w:val="false"/>
+                <w:b w:val="false"/>
+                <w:u w:val="none"/>
+                <w:strike w:val="false"/>
+                <w:sz w:val="22"/>
+                <w:szCs w:val="22"/>
+                <w:color w:val="000000"/>
+              </w:rPr>
+            </w:pPr>
+            <w:r>
+              <w:rPr>
+                <w:rFonts w:ascii="Arial" w:hAnsi="Arial" w:eastAsia="Arial" w:cs="Arial"/>
+                <w:i w:val="false"/>
+                <w:b w:val="false"/>
+                <w:u w:val="none"/>
+                <w:strike w:val="false"/>
+                <w:sz w:val="22"/>
+                <w:szCs w:val="22"/>
+                <w:color w:val="000000"/>
+              </w:rPr>
+              <w:t xml:space="preserve">significancia_diferencia</w:t>
             </w:r>
           </w:p>
         </w:tc>
@@ -433,7 +769,7 @@
                 <w:szCs w:val="22"/>
                 <w:color w:val="000000"/>
               </w:rPr>
-              <w:t xml:space="preserve">Empleo total (log)</w:t>
+              <w:t xml:space="preserve">Costo laboral por trabajador (log)</w:t>
             </w:r>
           </w:p>
         </w:tc>
@@ -488,7 +824,7 @@
                 <w:szCs w:val="22"/>
                 <w:color w:val="000000"/>
               </w:rPr>
-              <w:t xml:space="preserve">A. Salario de la firma en 2022</w:t>
+              <w:t xml:space="preserve">A. Salario de la firma en el año base</w:t>
             </w:r>
           </w:p>
         </w:tc>
@@ -543,7 +879,7 @@
                 <w:szCs w:val="22"/>
                 <w:color w:val="000000"/>
               </w:rPr>
-              <w:t xml:space="preserve">0.24</w:t>
+              <w:t xml:space="preserve">8.36</w:t>
             </w:r>
           </w:p>
         </w:tc>
@@ -598,7 +934,7 @@
                 <w:szCs w:val="22"/>
                 <w:color w:val="000000"/>
               </w:rPr>
-              <w:t xml:space="preserve">-0.77</w:t>
+              <w:t xml:space="preserve">8.21</w:t>
             </w:r>
           </w:p>
         </w:tc>
@@ -622,6 +958,116 @@
           <w:p>
             <w:pPr>
               <w:pStyle w:val="Normal"/>
+              <w:jc w:val="right"/>
+              <w:pBdr>
+                <w:bottom w:val="none" w:sz="0" w:space="0" w:color="000000"/>
+                <w:top w:val="none" w:sz="0" w:space="0" w:color="000000"/>
+                <w:left w:val="none" w:sz="0" w:space="0" w:color="000000"/>
+                <w:right w:val="none" w:sz="0" w:space="0" w:color="000000"/>
+              </w:pBdr>
+              <w:spacing w:after="100" w:before="100" w:line="240"/>
+              <w:ind w:left="100" w:right="100" w:firstLine="0" w:firstLineChars="0"/>
+              <w:rPr>
+                <w:rFonts w:ascii="Arial" w:hAnsi="Arial" w:eastAsia="Arial" w:cs="Arial"/>
+                <w:i w:val="false"/>
+                <w:b w:val="false"/>
+                <w:u w:val="none"/>
+                <w:strike w:val="false"/>
+                <w:sz w:val="22"/>
+                <w:szCs w:val="22"/>
+                <w:color w:val="000000"/>
+              </w:rPr>
+            </w:pPr>
+            <w:r>
+              <w:rPr>
+                <w:rFonts w:ascii="Arial" w:hAnsi="Arial" w:eastAsia="Arial" w:cs="Arial"/>
+                <w:i w:val="false"/>
+                <w:b w:val="false"/>
+                <w:u w:val="none"/>
+                <w:strike w:val="false"/>
+                <w:sz w:val="22"/>
+                <w:szCs w:val="22"/>
+                <w:color w:val="000000"/>
+              </w:rPr>
+              <w:t xml:space="preserve">0.01</w:t>
+            </w:r>
+          </w:p>
+        </w:tc>
+        <w:tc>
+          <w:tcPr>
+            <w:tcBorders>
+              <w:bottom w:val="none" w:sz="0" w:space="0" w:color="000000"/>
+              <w:top w:val="single" w:sz="12" w:space="0" w:color="666666"/>
+              <w:left w:val="none" w:sz="0" w:space="0" w:color="000000"/>
+              <w:right w:val="none" w:sz="0" w:space="0" w:color="000000"/>
+            </w:tcBorders>
+            <w:shd w:val="clear" w:color="auto" w:fill="FFFFFF"/>
+            <w:tcMar>
+              <w:top w:w="0" w:type="dxa"/>
+              <w:bottom w:w="0" w:type="dxa"/>
+              <w:left w:w="0" w:type="dxa"/>
+              <w:right w:w="0" w:type="dxa"/>
+            </w:tcMar>
+            <w:vAlign w:val="center"/>
+          </w:tcPr>
+          <w:p>
+            <w:pPr>
+              <w:pStyle w:val="Normal"/>
+              <w:jc w:val="right"/>
+              <w:pBdr>
+                <w:bottom w:val="none" w:sz="0" w:space="0" w:color="000000"/>
+                <w:top w:val="none" w:sz="0" w:space="0" w:color="000000"/>
+                <w:left w:val="none" w:sz="0" w:space="0" w:color="000000"/>
+                <w:right w:val="none" w:sz="0" w:space="0" w:color="000000"/>
+              </w:pBdr>
+              <w:spacing w:after="100" w:before="100" w:line="240"/>
+              <w:ind w:left="100" w:right="100" w:firstLine="0" w:firstLineChars="0"/>
+              <w:rPr>
+                <w:rFonts w:ascii="Arial" w:hAnsi="Arial" w:eastAsia="Arial" w:cs="Arial"/>
+                <w:i w:val="false"/>
+                <w:b w:val="false"/>
+                <w:u w:val="none"/>
+                <w:strike w:val="false"/>
+                <w:sz w:val="22"/>
+                <w:szCs w:val="22"/>
+                <w:color w:val="000000"/>
+              </w:rPr>
+            </w:pPr>
+            <w:r>
+              <w:rPr>
+                <w:rFonts w:ascii="Arial" w:hAnsi="Arial" w:eastAsia="Arial" w:cs="Arial"/>
+                <w:i w:val="false"/>
+                <w:b w:val="false"/>
+                <w:u w:val="none"/>
+                <w:strike w:val="false"/>
+                <w:sz w:val="22"/>
+                <w:szCs w:val="22"/>
+                <w:color w:val="000000"/>
+              </w:rPr>
+              <w:t xml:space="preserve">0.01</w:t>
+            </w:r>
+          </w:p>
+        </w:tc>
+        <w:tc>
+          <w:tcPr>
+            <w:tcBorders>
+              <w:bottom w:val="none" w:sz="0" w:space="0" w:color="000000"/>
+              <w:top w:val="single" w:sz="12" w:space="0" w:color="666666"/>
+              <w:left w:val="none" w:sz="0" w:space="0" w:color="000000"/>
+              <w:right w:val="none" w:sz="0" w:space="0" w:color="000000"/>
+            </w:tcBorders>
+            <w:shd w:val="clear" w:color="auto" w:fill="FFFFFF"/>
+            <w:tcMar>
+              <w:top w:w="0" w:type="dxa"/>
+              <w:bottom w:w="0" w:type="dxa"/>
+              <w:left w:w="0" w:type="dxa"/>
+              <w:right w:w="0" w:type="dxa"/>
+            </w:tcMar>
+            <w:vAlign w:val="center"/>
+          </w:tcPr>
+          <w:p>
+            <w:pPr>
+              <w:pStyle w:val="Normal"/>
               <w:jc w:val="left"/>
               <w:pBdr>
                 <w:bottom w:val="none" w:sz="0" w:space="0" w:color="000000"/>
@@ -653,7 +1099,227 @@
                 <w:szCs w:val="22"/>
                 <w:color w:val="000000"/>
               </w:rPr>
-              <w:t xml:space="preserve"/>
+              <w:t xml:space="preserve">***</w:t>
+            </w:r>
+          </w:p>
+        </w:tc>
+        <w:tc>
+          <w:tcPr>
+            <w:tcBorders>
+              <w:bottom w:val="none" w:sz="0" w:space="0" w:color="000000"/>
+              <w:top w:val="single" w:sz="12" w:space="0" w:color="666666"/>
+              <w:left w:val="none" w:sz="0" w:space="0" w:color="000000"/>
+              <w:right w:val="none" w:sz="0" w:space="0" w:color="000000"/>
+            </w:tcBorders>
+            <w:shd w:val="clear" w:color="auto" w:fill="FFFFFF"/>
+            <w:tcMar>
+              <w:top w:w="0" w:type="dxa"/>
+              <w:bottom w:w="0" w:type="dxa"/>
+              <w:left w:w="0" w:type="dxa"/>
+              <w:right w:w="0" w:type="dxa"/>
+            </w:tcMar>
+            <w:vAlign w:val="center"/>
+          </w:tcPr>
+          <w:p>
+            <w:pPr>
+              <w:pStyle w:val="Normal"/>
+              <w:jc w:val="left"/>
+              <w:pBdr>
+                <w:bottom w:val="none" w:sz="0" w:space="0" w:color="000000"/>
+                <w:top w:val="none" w:sz="0" w:space="0" w:color="000000"/>
+                <w:left w:val="none" w:sz="0" w:space="0" w:color="000000"/>
+                <w:right w:val="none" w:sz="0" w:space="0" w:color="000000"/>
+              </w:pBdr>
+              <w:spacing w:after="100" w:before="100" w:line="240"/>
+              <w:ind w:left="100" w:right="100" w:firstLine="0" w:firstLineChars="0"/>
+              <w:rPr>
+                <w:rFonts w:ascii="Arial" w:hAnsi="Arial" w:eastAsia="Arial" w:cs="Arial"/>
+                <w:i w:val="false"/>
+                <w:b w:val="false"/>
+                <w:u w:val="none"/>
+                <w:strike w:val="false"/>
+                <w:sz w:val="22"/>
+                <w:szCs w:val="22"/>
+                <w:color w:val="000000"/>
+              </w:rPr>
+            </w:pPr>
+            <w:r>
+              <w:rPr>
+                <w:rFonts w:ascii="Arial" w:hAnsi="Arial" w:eastAsia="Arial" w:cs="Arial"/>
+                <w:i w:val="false"/>
+                <w:b w:val="false"/>
+                <w:u w:val="none"/>
+                <w:strike w:val="false"/>
+                <w:sz w:val="22"/>
+                <w:szCs w:val="22"/>
+                <w:color w:val="000000"/>
+              </w:rPr>
+              <w:t xml:space="preserve">***</w:t>
+            </w:r>
+          </w:p>
+        </w:tc>
+        <w:tc>
+          <w:tcPr>
+            <w:tcBorders>
+              <w:bottom w:val="none" w:sz="0" w:space="0" w:color="000000"/>
+              <w:top w:val="single" w:sz="12" w:space="0" w:color="666666"/>
+              <w:left w:val="none" w:sz="0" w:space="0" w:color="000000"/>
+              <w:right w:val="none" w:sz="0" w:space="0" w:color="000000"/>
+            </w:tcBorders>
+            <w:shd w:val="clear" w:color="auto" w:fill="FFFFFF"/>
+            <w:tcMar>
+              <w:top w:w="0" w:type="dxa"/>
+              <w:bottom w:w="0" w:type="dxa"/>
+              <w:left w:w="0" w:type="dxa"/>
+              <w:right w:w="0" w:type="dxa"/>
+            </w:tcMar>
+            <w:vAlign w:val="center"/>
+          </w:tcPr>
+          <w:p>
+            <w:pPr>
+              <w:pStyle w:val="Normal"/>
+              <w:jc w:val="right"/>
+              <w:pBdr>
+                <w:bottom w:val="none" w:sz="0" w:space="0" w:color="000000"/>
+                <w:top w:val="none" w:sz="0" w:space="0" w:color="000000"/>
+                <w:left w:val="none" w:sz="0" w:space="0" w:color="000000"/>
+                <w:right w:val="none" w:sz="0" w:space="0" w:color="000000"/>
+              </w:pBdr>
+              <w:spacing w:after="100" w:before="100" w:line="240"/>
+              <w:ind w:left="100" w:right="100" w:firstLine="0" w:firstLineChars="0"/>
+              <w:rPr>
+                <w:rFonts w:ascii="Arial" w:hAnsi="Arial" w:eastAsia="Arial" w:cs="Arial"/>
+                <w:i w:val="false"/>
+                <w:b w:val="false"/>
+                <w:u w:val="none"/>
+                <w:strike w:val="false"/>
+                <w:sz w:val="22"/>
+                <w:szCs w:val="22"/>
+                <w:color w:val="000000"/>
+              </w:rPr>
+            </w:pPr>
+            <w:r>
+              <w:rPr>
+                <w:rFonts w:ascii="Arial" w:hAnsi="Arial" w:eastAsia="Arial" w:cs="Arial"/>
+                <w:i w:val="false"/>
+                <w:b w:val="false"/>
+                <w:u w:val="none"/>
+                <w:strike w:val="false"/>
+                <w:sz w:val="22"/>
+                <w:szCs w:val="22"/>
+                <w:color w:val="000000"/>
+              </w:rPr>
+              <w:t xml:space="preserve">-0.16</w:t>
+            </w:r>
+          </w:p>
+        </w:tc>
+        <w:tc>
+          <w:tcPr>
+            <w:tcBorders>
+              <w:bottom w:val="none" w:sz="0" w:space="0" w:color="000000"/>
+              <w:top w:val="single" w:sz="12" w:space="0" w:color="666666"/>
+              <w:left w:val="none" w:sz="0" w:space="0" w:color="000000"/>
+              <w:right w:val="none" w:sz="0" w:space="0" w:color="000000"/>
+            </w:tcBorders>
+            <w:shd w:val="clear" w:color="auto" w:fill="FFFFFF"/>
+            <w:tcMar>
+              <w:top w:w="0" w:type="dxa"/>
+              <w:bottom w:w="0" w:type="dxa"/>
+              <w:left w:w="0" w:type="dxa"/>
+              <w:right w:w="0" w:type="dxa"/>
+            </w:tcMar>
+            <w:vAlign w:val="center"/>
+          </w:tcPr>
+          <w:p>
+            <w:pPr>
+              <w:pStyle w:val="Normal"/>
+              <w:jc w:val="right"/>
+              <w:pBdr>
+                <w:bottom w:val="none" w:sz="0" w:space="0" w:color="000000"/>
+                <w:top w:val="none" w:sz="0" w:space="0" w:color="000000"/>
+                <w:left w:val="none" w:sz="0" w:space="0" w:color="000000"/>
+                <w:right w:val="none" w:sz="0" w:space="0" w:color="000000"/>
+              </w:pBdr>
+              <w:spacing w:after="100" w:before="100" w:line="240"/>
+              <w:ind w:left="100" w:right="100" w:firstLine="0" w:firstLineChars="0"/>
+              <w:rPr>
+                <w:rFonts w:ascii="Arial" w:hAnsi="Arial" w:eastAsia="Arial" w:cs="Arial"/>
+                <w:i w:val="false"/>
+                <w:b w:val="false"/>
+                <w:u w:val="none"/>
+                <w:strike w:val="false"/>
+                <w:sz w:val="22"/>
+                <w:szCs w:val="22"/>
+                <w:color w:val="000000"/>
+              </w:rPr>
+            </w:pPr>
+            <w:r>
+              <w:rPr>
+                <w:rFonts w:ascii="Arial" w:hAnsi="Arial" w:eastAsia="Arial" w:cs="Arial"/>
+                <w:i w:val="false"/>
+                <w:b w:val="false"/>
+                <w:u w:val="none"/>
+                <w:strike w:val="false"/>
+                <w:sz w:val="22"/>
+                <w:szCs w:val="22"/>
+                <w:color w:val="000000"/>
+              </w:rPr>
+              <w:t xml:space="preserve">1.77</w:t>
+            </w:r>
+          </w:p>
+        </w:tc>
+        <w:tc>
+          <w:tcPr>
+            <w:tcBorders>
+              <w:bottom w:val="none" w:sz="0" w:space="0" w:color="000000"/>
+              <w:top w:val="single" w:sz="12" w:space="0" w:color="666666"/>
+              <w:left w:val="none" w:sz="0" w:space="0" w:color="000000"/>
+              <w:right w:val="none" w:sz="0" w:space="0" w:color="000000"/>
+            </w:tcBorders>
+            <w:shd w:val="clear" w:color="auto" w:fill="FFFFFF"/>
+            <w:tcMar>
+              <w:top w:w="0" w:type="dxa"/>
+              <w:bottom w:w="0" w:type="dxa"/>
+              <w:left w:w="0" w:type="dxa"/>
+              <w:right w:w="0" w:type="dxa"/>
+            </w:tcMar>
+            <w:vAlign w:val="center"/>
+          </w:tcPr>
+          <w:p>
+            <w:pPr>
+              <w:pStyle w:val="Normal"/>
+              <w:jc w:val="right"/>
+              <w:pBdr>
+                <w:bottom w:val="none" w:sz="0" w:space="0" w:color="000000"/>
+                <w:top w:val="none" w:sz="0" w:space="0" w:color="000000"/>
+                <w:left w:val="none" w:sz="0" w:space="0" w:color="000000"/>
+                <w:right w:val="none" w:sz="0" w:space="0" w:color="000000"/>
+              </w:pBdr>
+              <w:spacing w:after="100" w:before="100" w:line="240"/>
+              <w:ind w:left="100" w:right="100" w:firstLine="0" w:firstLineChars="0"/>
+              <w:rPr>
+                <w:rFonts w:ascii="Arial" w:hAnsi="Arial" w:eastAsia="Arial" w:cs="Arial"/>
+                <w:i w:val="false"/>
+                <w:b w:val="false"/>
+                <w:u w:val="none"/>
+                <w:strike w:val="false"/>
+                <w:sz w:val="22"/>
+                <w:szCs w:val="22"/>
+                <w:color w:val="000000"/>
+              </w:rPr>
+            </w:pPr>
+            <w:r>
+              <w:rPr>
+                <w:rFonts w:ascii="Arial" w:hAnsi="Arial" w:eastAsia="Arial" w:cs="Arial"/>
+                <w:i w:val="false"/>
+                <w:b w:val="false"/>
+                <w:u w:val="none"/>
+                <w:strike w:val="false"/>
+                <w:sz w:val="22"/>
+                <w:szCs w:val="22"/>
+                <w:color w:val="000000"/>
+              </w:rPr>
+              <w:t xml:space="preserve">0.93</w:t>
             </w:r>
           </w:p>
         </w:tc>
@@ -768,7 +1434,7 @@
                 <w:szCs w:val="22"/>
                 <w:color w:val="000000"/>
               </w:rPr>
-              <w:t xml:space="preserve">Empleo total (log)</w:t>
+              <w:t xml:space="preserve">Costo laboral por trabajador (log)</w:t>
             </w:r>
           </w:p>
         </w:tc>
@@ -823,7 +1489,7 @@
                 <w:szCs w:val="22"/>
                 <w:color w:val="000000"/>
               </w:rPr>
-              <w:t xml:space="preserve">B. Salario promediado 2019-2022</w:t>
+              <w:t xml:space="preserve">B. Salario promediado de los años previos</w:t>
             </w:r>
           </w:p>
         </w:tc>
@@ -878,7 +1544,7 @@
                 <w:szCs w:val="22"/>
                 <w:color w:val="000000"/>
               </w:rPr>
-              <w:t xml:space="preserve">-1.64</w:t>
+              <w:t xml:space="preserve">5.24</w:t>
             </w:r>
           </w:p>
         </w:tc>
@@ -933,7 +1599,7 @@
                 <w:szCs w:val="22"/>
                 <w:color w:val="000000"/>
               </w:rPr>
-              <w:t xml:space="preserve">-2.11</w:t>
+              <w:t xml:space="preserve">5.89</w:t>
             </w:r>
           </w:p>
         </w:tc>
@@ -957,6 +1623,116 @@
           <w:p>
             <w:pPr>
               <w:pStyle w:val="Normal"/>
+              <w:jc w:val="right"/>
+              <w:pBdr>
+                <w:bottom w:val="none" w:sz="0" w:space="0" w:color="000000"/>
+                <w:top w:val="none" w:sz="0" w:space="0" w:color="000000"/>
+                <w:left w:val="none" w:sz="0" w:space="0" w:color="000000"/>
+                <w:right w:val="none" w:sz="0" w:space="0" w:color="000000"/>
+              </w:pBdr>
+              <w:spacing w:after="100" w:before="100" w:line="240"/>
+              <w:ind w:left="100" w:right="100" w:firstLine="0" w:firstLineChars="0"/>
+              <w:rPr>
+                <w:rFonts w:ascii="Arial" w:hAnsi="Arial" w:eastAsia="Arial" w:cs="Arial"/>
+                <w:i w:val="false"/>
+                <w:b w:val="false"/>
+                <w:u w:val="none"/>
+                <w:strike w:val="false"/>
+                <w:sz w:val="22"/>
+                <w:szCs w:val="22"/>
+                <w:color w:val="000000"/>
+              </w:rPr>
+            </w:pPr>
+            <w:r>
+              <w:rPr>
+                <w:rFonts w:ascii="Arial" w:hAnsi="Arial" w:eastAsia="Arial" w:cs="Arial"/>
+                <w:i w:val="false"/>
+                <w:b w:val="false"/>
+                <w:u w:val="none"/>
+                <w:strike w:val="false"/>
+                <w:sz w:val="22"/>
+                <w:szCs w:val="22"/>
+                <w:color w:val="000000"/>
+              </w:rPr>
+              <w:t xml:space="preserve">0.01</w:t>
+            </w:r>
+          </w:p>
+        </w:tc>
+        <w:tc>
+          <w:tcPr>
+            <w:tcBorders>
+              <w:bottom w:val="none" w:sz="0" w:space="0" w:color="000000"/>
+              <w:top w:val="none" w:sz="0" w:space="0" w:color="000000"/>
+              <w:left w:val="none" w:sz="0" w:space="0" w:color="000000"/>
+              <w:right w:val="none" w:sz="0" w:space="0" w:color="000000"/>
+            </w:tcBorders>
+            <w:shd w:val="clear" w:color="auto" w:fill="FFFFFF"/>
+            <w:tcMar>
+              <w:top w:w="0" w:type="dxa"/>
+              <w:bottom w:w="0" w:type="dxa"/>
+              <w:left w:w="0" w:type="dxa"/>
+              <w:right w:w="0" w:type="dxa"/>
+            </w:tcMar>
+            <w:vAlign w:val="center"/>
+          </w:tcPr>
+          <w:p>
+            <w:pPr>
+              <w:pStyle w:val="Normal"/>
+              <w:jc w:val="right"/>
+              <w:pBdr>
+                <w:bottom w:val="none" w:sz="0" w:space="0" w:color="000000"/>
+                <w:top w:val="none" w:sz="0" w:space="0" w:color="000000"/>
+                <w:left w:val="none" w:sz="0" w:space="0" w:color="000000"/>
+                <w:right w:val="none" w:sz="0" w:space="0" w:color="000000"/>
+              </w:pBdr>
+              <w:spacing w:after="100" w:before="100" w:line="240"/>
+              <w:ind w:left="100" w:right="100" w:firstLine="0" w:firstLineChars="0"/>
+              <w:rPr>
+                <w:rFonts w:ascii="Arial" w:hAnsi="Arial" w:eastAsia="Arial" w:cs="Arial"/>
+                <w:i w:val="false"/>
+                <w:b w:val="false"/>
+                <w:u w:val="none"/>
+                <w:strike w:val="false"/>
+                <w:sz w:val="22"/>
+                <w:szCs w:val="22"/>
+                <w:color w:val="000000"/>
+              </w:rPr>
+            </w:pPr>
+            <w:r>
+              <w:rPr>
+                <w:rFonts w:ascii="Arial" w:hAnsi="Arial" w:eastAsia="Arial" w:cs="Arial"/>
+                <w:i w:val="false"/>
+                <w:b w:val="false"/>
+                <w:u w:val="none"/>
+                <w:strike w:val="false"/>
+                <w:sz w:val="22"/>
+                <w:szCs w:val="22"/>
+                <w:color w:val="000000"/>
+              </w:rPr>
+              <w:t xml:space="preserve">0.01</w:t>
+            </w:r>
+          </w:p>
+        </w:tc>
+        <w:tc>
+          <w:tcPr>
+            <w:tcBorders>
+              <w:bottom w:val="none" w:sz="0" w:space="0" w:color="000000"/>
+              <w:top w:val="none" w:sz="0" w:space="0" w:color="000000"/>
+              <w:left w:val="none" w:sz="0" w:space="0" w:color="000000"/>
+              <w:right w:val="none" w:sz="0" w:space="0" w:color="000000"/>
+            </w:tcBorders>
+            <w:shd w:val="clear" w:color="auto" w:fill="FFFFFF"/>
+            <w:tcMar>
+              <w:top w:w="0" w:type="dxa"/>
+              <w:bottom w:w="0" w:type="dxa"/>
+              <w:left w:w="0" w:type="dxa"/>
+              <w:right w:w="0" w:type="dxa"/>
+            </w:tcMar>
+            <w:vAlign w:val="center"/>
+          </w:tcPr>
+          <w:p>
+            <w:pPr>
+              <w:pStyle w:val="Normal"/>
               <w:jc w:val="left"/>
               <w:pBdr>
                 <w:bottom w:val="none" w:sz="0" w:space="0" w:color="000000"/>
@@ -988,7 +1764,227 @@
                 <w:szCs w:val="22"/>
                 <w:color w:val="000000"/>
               </w:rPr>
-              <w:t xml:space="preserve"/>
+              <w:t xml:space="preserve">***</w:t>
+            </w:r>
+          </w:p>
+        </w:tc>
+        <w:tc>
+          <w:tcPr>
+            <w:tcBorders>
+              <w:bottom w:val="none" w:sz="0" w:space="0" w:color="000000"/>
+              <w:top w:val="none" w:sz="0" w:space="0" w:color="000000"/>
+              <w:left w:val="none" w:sz="0" w:space="0" w:color="000000"/>
+              <w:right w:val="none" w:sz="0" w:space="0" w:color="000000"/>
+            </w:tcBorders>
+            <w:shd w:val="clear" w:color="auto" w:fill="FFFFFF"/>
+            <w:tcMar>
+              <w:top w:w="0" w:type="dxa"/>
+              <w:bottom w:w="0" w:type="dxa"/>
+              <w:left w:w="0" w:type="dxa"/>
+              <w:right w:w="0" w:type="dxa"/>
+            </w:tcMar>
+            <w:vAlign w:val="center"/>
+          </w:tcPr>
+          <w:p>
+            <w:pPr>
+              <w:pStyle w:val="Normal"/>
+              <w:jc w:val="left"/>
+              <w:pBdr>
+                <w:bottom w:val="none" w:sz="0" w:space="0" w:color="000000"/>
+                <w:top w:val="none" w:sz="0" w:space="0" w:color="000000"/>
+                <w:left w:val="none" w:sz="0" w:space="0" w:color="000000"/>
+                <w:right w:val="none" w:sz="0" w:space="0" w:color="000000"/>
+              </w:pBdr>
+              <w:spacing w:after="100" w:before="100" w:line="240"/>
+              <w:ind w:left="100" w:right="100" w:firstLine="0" w:firstLineChars="0"/>
+              <w:rPr>
+                <w:rFonts w:ascii="Arial" w:hAnsi="Arial" w:eastAsia="Arial" w:cs="Arial"/>
+                <w:i w:val="false"/>
+                <w:b w:val="false"/>
+                <w:u w:val="none"/>
+                <w:strike w:val="false"/>
+                <w:sz w:val="22"/>
+                <w:szCs w:val="22"/>
+                <w:color w:val="000000"/>
+              </w:rPr>
+            </w:pPr>
+            <w:r>
+              <w:rPr>
+                <w:rFonts w:ascii="Arial" w:hAnsi="Arial" w:eastAsia="Arial" w:cs="Arial"/>
+                <w:i w:val="false"/>
+                <w:b w:val="false"/>
+                <w:u w:val="none"/>
+                <w:strike w:val="false"/>
+                <w:sz w:val="22"/>
+                <w:szCs w:val="22"/>
+                <w:color w:val="000000"/>
+              </w:rPr>
+              <w:t xml:space="preserve">***</w:t>
+            </w:r>
+          </w:p>
+        </w:tc>
+        <w:tc>
+          <w:tcPr>
+            <w:tcBorders>
+              <w:bottom w:val="none" w:sz="0" w:space="0" w:color="000000"/>
+              <w:top w:val="none" w:sz="0" w:space="0" w:color="000000"/>
+              <w:left w:val="none" w:sz="0" w:space="0" w:color="000000"/>
+              <w:right w:val="none" w:sz="0" w:space="0" w:color="000000"/>
+            </w:tcBorders>
+            <w:shd w:val="clear" w:color="auto" w:fill="FFFFFF"/>
+            <w:tcMar>
+              <w:top w:w="0" w:type="dxa"/>
+              <w:bottom w:w="0" w:type="dxa"/>
+              <w:left w:w="0" w:type="dxa"/>
+              <w:right w:w="0" w:type="dxa"/>
+            </w:tcMar>
+            <w:vAlign w:val="center"/>
+          </w:tcPr>
+          <w:p>
+            <w:pPr>
+              <w:pStyle w:val="Normal"/>
+              <w:jc w:val="right"/>
+              <w:pBdr>
+                <w:bottom w:val="none" w:sz="0" w:space="0" w:color="000000"/>
+                <w:top w:val="none" w:sz="0" w:space="0" w:color="000000"/>
+                <w:left w:val="none" w:sz="0" w:space="0" w:color="000000"/>
+                <w:right w:val="none" w:sz="0" w:space="0" w:color="000000"/>
+              </w:pBdr>
+              <w:spacing w:after="100" w:before="100" w:line="240"/>
+              <w:ind w:left="100" w:right="100" w:firstLine="0" w:firstLineChars="0"/>
+              <w:rPr>
+                <w:rFonts w:ascii="Arial" w:hAnsi="Arial" w:eastAsia="Arial" w:cs="Arial"/>
+                <w:i w:val="false"/>
+                <w:b w:val="false"/>
+                <w:u w:val="none"/>
+                <w:strike w:val="false"/>
+                <w:sz w:val="22"/>
+                <w:szCs w:val="22"/>
+                <w:color w:val="000000"/>
+              </w:rPr>
+            </w:pPr>
+            <w:r>
+              <w:rPr>
+                <w:rFonts w:ascii="Arial" w:hAnsi="Arial" w:eastAsia="Arial" w:cs="Arial"/>
+                <w:i w:val="false"/>
+                <w:b w:val="false"/>
+                <w:u w:val="none"/>
+                <w:strike w:val="false"/>
+                <w:sz w:val="22"/>
+                <w:szCs w:val="22"/>
+                <w:color w:val="000000"/>
+              </w:rPr>
+              <w:t xml:space="preserve">0.65</w:t>
+            </w:r>
+          </w:p>
+        </w:tc>
+        <w:tc>
+          <w:tcPr>
+            <w:tcBorders>
+              <w:bottom w:val="none" w:sz="0" w:space="0" w:color="000000"/>
+              <w:top w:val="none" w:sz="0" w:space="0" w:color="000000"/>
+              <w:left w:val="none" w:sz="0" w:space="0" w:color="000000"/>
+              <w:right w:val="none" w:sz="0" w:space="0" w:color="000000"/>
+            </w:tcBorders>
+            <w:shd w:val="clear" w:color="auto" w:fill="FFFFFF"/>
+            <w:tcMar>
+              <w:top w:w="0" w:type="dxa"/>
+              <w:bottom w:w="0" w:type="dxa"/>
+              <w:left w:w="0" w:type="dxa"/>
+              <w:right w:w="0" w:type="dxa"/>
+            </w:tcMar>
+            <w:vAlign w:val="center"/>
+          </w:tcPr>
+          <w:p>
+            <w:pPr>
+              <w:pStyle w:val="Normal"/>
+              <w:jc w:val="right"/>
+              <w:pBdr>
+                <w:bottom w:val="none" w:sz="0" w:space="0" w:color="000000"/>
+                <w:top w:val="none" w:sz="0" w:space="0" w:color="000000"/>
+                <w:left w:val="none" w:sz="0" w:space="0" w:color="000000"/>
+                <w:right w:val="none" w:sz="0" w:space="0" w:color="000000"/>
+              </w:pBdr>
+              <w:spacing w:after="100" w:before="100" w:line="240"/>
+              <w:ind w:left="100" w:right="100" w:firstLine="0" w:firstLineChars="0"/>
+              <w:rPr>
+                <w:rFonts w:ascii="Arial" w:hAnsi="Arial" w:eastAsia="Arial" w:cs="Arial"/>
+                <w:i w:val="false"/>
+                <w:b w:val="false"/>
+                <w:u w:val="none"/>
+                <w:strike w:val="false"/>
+                <w:sz w:val="22"/>
+                <w:szCs w:val="22"/>
+                <w:color w:val="000000"/>
+              </w:rPr>
+            </w:pPr>
+            <w:r>
+              <w:rPr>
+                <w:rFonts w:ascii="Arial" w:hAnsi="Arial" w:eastAsia="Arial" w:cs="Arial"/>
+                <w:i w:val="false"/>
+                <w:b w:val="false"/>
+                <w:u w:val="none"/>
+                <w:strike w:val="false"/>
+                <w:sz w:val="22"/>
+                <w:szCs w:val="22"/>
+                <w:color w:val="000000"/>
+              </w:rPr>
+              <w:t xml:space="preserve">1.59</w:t>
+            </w:r>
+          </w:p>
+        </w:tc>
+        <w:tc>
+          <w:tcPr>
+            <w:tcBorders>
+              <w:bottom w:val="none" w:sz="0" w:space="0" w:color="000000"/>
+              <w:top w:val="none" w:sz="0" w:space="0" w:color="000000"/>
+              <w:left w:val="none" w:sz="0" w:space="0" w:color="000000"/>
+              <w:right w:val="none" w:sz="0" w:space="0" w:color="000000"/>
+            </w:tcBorders>
+            <w:shd w:val="clear" w:color="auto" w:fill="FFFFFF"/>
+            <w:tcMar>
+              <w:top w:w="0" w:type="dxa"/>
+              <w:bottom w:w="0" w:type="dxa"/>
+              <w:left w:w="0" w:type="dxa"/>
+              <w:right w:w="0" w:type="dxa"/>
+            </w:tcMar>
+            <w:vAlign w:val="center"/>
+          </w:tcPr>
+          <w:p>
+            <w:pPr>
+              <w:pStyle w:val="Normal"/>
+              <w:jc w:val="right"/>
+              <w:pBdr>
+                <w:bottom w:val="none" w:sz="0" w:space="0" w:color="000000"/>
+                <w:top w:val="none" w:sz="0" w:space="0" w:color="000000"/>
+                <w:left w:val="none" w:sz="0" w:space="0" w:color="000000"/>
+                <w:right w:val="none" w:sz="0" w:space="0" w:color="000000"/>
+              </w:pBdr>
+              <w:spacing w:after="100" w:before="100" w:line="240"/>
+              <w:ind w:left="100" w:right="100" w:firstLine="0" w:firstLineChars="0"/>
+              <w:rPr>
+                <w:rFonts w:ascii="Arial" w:hAnsi="Arial" w:eastAsia="Arial" w:cs="Arial"/>
+                <w:i w:val="false"/>
+                <w:b w:val="false"/>
+                <w:u w:val="none"/>
+                <w:strike w:val="false"/>
+                <w:sz w:val="22"/>
+                <w:szCs w:val="22"/>
+                <w:color w:val="000000"/>
+              </w:rPr>
+            </w:pPr>
+            <w:r>
+              <w:rPr>
+                <w:rFonts w:ascii="Arial" w:hAnsi="Arial" w:eastAsia="Arial" w:cs="Arial"/>
+                <w:i w:val="false"/>
+                <w:b w:val="false"/>
+                <w:u w:val="none"/>
+                <w:strike w:val="false"/>
+                <w:sz w:val="22"/>
+                <w:szCs w:val="22"/>
+                <w:color w:val="000000"/>
+              </w:rPr>
+              <w:t xml:space="preserve">0.68</w:t>
             </w:r>
           </w:p>
         </w:tc>
@@ -1103,7 +2099,7 @@
                 <w:szCs w:val="22"/>
                 <w:color w:val="000000"/>
               </w:rPr>
-              <w:t xml:space="preserve">Empleo total (log)</w:t>
+              <w:t xml:space="preserve">Costo laboral por trabajador (log)</w:t>
             </w:r>
           </w:p>
         </w:tc>
@@ -1213,7 +2209,7 @@
                 <w:szCs w:val="22"/>
                 <w:color w:val="000000"/>
               </w:rPr>
-              <w:t xml:space="preserve">-3.52</w:t>
+              <w:t xml:space="preserve">0.71</w:t>
             </w:r>
           </w:p>
         </w:tc>
@@ -1268,7 +2264,7 @@
                 <w:szCs w:val="22"/>
                 <w:color w:val="000000"/>
               </w:rPr>
-              <w:t xml:space="preserve">-3.46</w:t>
+              <w:t xml:space="preserve">-0.44</w:t>
             </w:r>
           </w:p>
         </w:tc>
@@ -1292,38 +2288,38 @@
           <w:p>
             <w:pPr>
               <w:pStyle w:val="Normal"/>
-              <w:jc w:val="left"/>
-              <w:pBdr>
-                <w:bottom w:val="none" w:sz="0" w:space="0" w:color="000000"/>
-                <w:top w:val="none" w:sz="0" w:space="0" w:color="000000"/>
-                <w:left w:val="none" w:sz="0" w:space="0" w:color="000000"/>
-                <w:right w:val="none" w:sz="0" w:space="0" w:color="000000"/>
-              </w:pBdr>
-              <w:spacing w:after="100" w:before="100" w:line="240"/>
-              <w:ind w:left="100" w:right="100" w:firstLine="0" w:firstLineChars="0"/>
-              <w:rPr>
-                <w:rFonts w:ascii="Arial" w:hAnsi="Arial" w:eastAsia="Arial" w:cs="Arial"/>
-                <w:i w:val="false"/>
-                <w:b w:val="false"/>
-                <w:u w:val="none"/>
-                <w:strike w:val="false"/>
-                <w:sz w:val="22"/>
-                <w:szCs w:val="22"/>
-                <w:color w:val="000000"/>
-              </w:rPr>
-            </w:pPr>
-            <w:r>
-              <w:rPr>
-                <w:rFonts w:ascii="Arial" w:hAnsi="Arial" w:eastAsia="Arial" w:cs="Arial"/>
-                <w:i w:val="false"/>
-                <w:b w:val="false"/>
-                <w:u w:val="none"/>
-                <w:strike w:val="false"/>
-                <w:sz w:val="22"/>
-                <w:szCs w:val="22"/>
-                <w:color w:val="000000"/>
-              </w:rPr>
-              <w:t xml:space="preserve">*</w:t>
+              <w:jc w:val="right"/>
+              <w:pBdr>
+                <w:bottom w:val="none" w:sz="0" w:space="0" w:color="000000"/>
+                <w:top w:val="none" w:sz="0" w:space="0" w:color="000000"/>
+                <w:left w:val="none" w:sz="0" w:space="0" w:color="000000"/>
+                <w:right w:val="none" w:sz="0" w:space="0" w:color="000000"/>
+              </w:pBdr>
+              <w:spacing w:after="100" w:before="100" w:line="240"/>
+              <w:ind w:left="100" w:right="100" w:firstLine="0" w:firstLineChars="0"/>
+              <w:rPr>
+                <w:rFonts w:ascii="Arial" w:hAnsi="Arial" w:eastAsia="Arial" w:cs="Arial"/>
+                <w:i w:val="false"/>
+                <w:b w:val="false"/>
+                <w:u w:val="none"/>
+                <w:strike w:val="false"/>
+                <w:sz w:val="22"/>
+                <w:szCs w:val="22"/>
+                <w:color w:val="000000"/>
+              </w:rPr>
+            </w:pPr>
+            <w:r>
+              <w:rPr>
+                <w:rFonts w:ascii="Arial" w:hAnsi="Arial" w:eastAsia="Arial" w:cs="Arial"/>
+                <w:i w:val="false"/>
+                <w:b w:val="false"/>
+                <w:u w:val="none"/>
+                <w:strike w:val="false"/>
+                <w:sz w:val="22"/>
+                <w:szCs w:val="22"/>
+                <w:color w:val="000000"/>
+              </w:rPr>
+              <w:t xml:space="preserve">0.02</w:t>
             </w:r>
           </w:p>
         </w:tc>
@@ -1347,6 +2343,61 @@
           <w:p>
             <w:pPr>
               <w:pStyle w:val="Normal"/>
+              <w:jc w:val="right"/>
+              <w:pBdr>
+                <w:bottom w:val="none" w:sz="0" w:space="0" w:color="000000"/>
+                <w:top w:val="none" w:sz="0" w:space="0" w:color="000000"/>
+                <w:left w:val="none" w:sz="0" w:space="0" w:color="000000"/>
+                <w:right w:val="none" w:sz="0" w:space="0" w:color="000000"/>
+              </w:pBdr>
+              <w:spacing w:after="100" w:before="100" w:line="240"/>
+              <w:ind w:left="100" w:right="100" w:firstLine="0" w:firstLineChars="0"/>
+              <w:rPr>
+                <w:rFonts w:ascii="Arial" w:hAnsi="Arial" w:eastAsia="Arial" w:cs="Arial"/>
+                <w:i w:val="false"/>
+                <w:b w:val="false"/>
+                <w:u w:val="none"/>
+                <w:strike w:val="false"/>
+                <w:sz w:val="22"/>
+                <w:szCs w:val="22"/>
+                <w:color w:val="000000"/>
+              </w:rPr>
+            </w:pPr>
+            <w:r>
+              <w:rPr>
+                <w:rFonts w:ascii="Arial" w:hAnsi="Arial" w:eastAsia="Arial" w:cs="Arial"/>
+                <w:i w:val="false"/>
+                <w:b w:val="false"/>
+                <w:u w:val="none"/>
+                <w:strike w:val="false"/>
+                <w:sz w:val="22"/>
+                <w:szCs w:val="22"/>
+                <w:color w:val="000000"/>
+              </w:rPr>
+              <w:t xml:space="preserve">0.02</w:t>
+            </w:r>
+          </w:p>
+        </w:tc>
+        <w:tc>
+          <w:tcPr>
+            <w:tcBorders>
+              <w:bottom w:val="none" w:sz="0" w:space="0" w:color="000000"/>
+              <w:top w:val="none" w:sz="0" w:space="0" w:color="000000"/>
+              <w:left w:val="none" w:sz="0" w:space="0" w:color="000000"/>
+              <w:right w:val="none" w:sz="0" w:space="0" w:color="000000"/>
+            </w:tcBorders>
+            <w:shd w:val="clear" w:color="auto" w:fill="FFFFFF"/>
+            <w:tcMar>
+              <w:top w:w="0" w:type="dxa"/>
+              <w:bottom w:w="0" w:type="dxa"/>
+              <w:left w:w="0" w:type="dxa"/>
+              <w:right w:w="0" w:type="dxa"/>
+            </w:tcMar>
+            <w:vAlign w:val="center"/>
+          </w:tcPr>
+          <w:p>
+            <w:pPr>
+              <w:pStyle w:val="Normal"/>
               <w:jc w:val="left"/>
               <w:pBdr>
                 <w:bottom w:val="none" w:sz="0" w:space="0" w:color="000000"/>
@@ -1378,7 +2429,282 @@
                 <w:szCs w:val="22"/>
                 <w:color w:val="000000"/>
               </w:rPr>
-              <w:t xml:space="preserve">*</w:t>
+              <w:t xml:space="preserve"/>
+            </w:r>
+          </w:p>
+        </w:tc>
+        <w:tc>
+          <w:tcPr>
+            <w:tcBorders>
+              <w:bottom w:val="none" w:sz="0" w:space="0" w:color="000000"/>
+              <w:top w:val="none" w:sz="0" w:space="0" w:color="000000"/>
+              <w:left w:val="none" w:sz="0" w:space="0" w:color="000000"/>
+              <w:right w:val="none" w:sz="0" w:space="0" w:color="000000"/>
+            </w:tcBorders>
+            <w:shd w:val="clear" w:color="auto" w:fill="FFFFFF"/>
+            <w:tcMar>
+              <w:top w:w="0" w:type="dxa"/>
+              <w:bottom w:w="0" w:type="dxa"/>
+              <w:left w:w="0" w:type="dxa"/>
+              <w:right w:w="0" w:type="dxa"/>
+            </w:tcMar>
+            <w:vAlign w:val="center"/>
+          </w:tcPr>
+          <w:p>
+            <w:pPr>
+              <w:pStyle w:val="Normal"/>
+              <w:jc w:val="left"/>
+              <w:pBdr>
+                <w:bottom w:val="none" w:sz="0" w:space="0" w:color="000000"/>
+                <w:top w:val="none" w:sz="0" w:space="0" w:color="000000"/>
+                <w:left w:val="none" w:sz="0" w:space="0" w:color="000000"/>
+                <w:right w:val="none" w:sz="0" w:space="0" w:color="000000"/>
+              </w:pBdr>
+              <w:spacing w:after="100" w:before="100" w:line="240"/>
+              <w:ind w:left="100" w:right="100" w:firstLine="0" w:firstLineChars="0"/>
+              <w:rPr>
+                <w:rFonts w:ascii="Arial" w:hAnsi="Arial" w:eastAsia="Arial" w:cs="Arial"/>
+                <w:i w:val="false"/>
+                <w:b w:val="false"/>
+                <w:u w:val="none"/>
+                <w:strike w:val="false"/>
+                <w:sz w:val="22"/>
+                <w:szCs w:val="22"/>
+                <w:color w:val="000000"/>
+              </w:rPr>
+            </w:pPr>
+            <w:r>
+              <w:rPr>
+                <w:rFonts w:ascii="Arial" w:hAnsi="Arial" w:eastAsia="Arial" w:cs="Arial"/>
+                <w:i w:val="false"/>
+                <w:b w:val="false"/>
+                <w:u w:val="none"/>
+                <w:strike w:val="false"/>
+                <w:sz w:val="22"/>
+                <w:szCs w:val="22"/>
+                <w:color w:val="000000"/>
+              </w:rPr>
+              <w:t xml:space="preserve"/>
+            </w:r>
+          </w:p>
+        </w:tc>
+        <w:tc>
+          <w:tcPr>
+            <w:tcBorders>
+              <w:bottom w:val="none" w:sz="0" w:space="0" w:color="000000"/>
+              <w:top w:val="none" w:sz="0" w:space="0" w:color="000000"/>
+              <w:left w:val="none" w:sz="0" w:space="0" w:color="000000"/>
+              <w:right w:val="none" w:sz="0" w:space="0" w:color="000000"/>
+            </w:tcBorders>
+            <w:shd w:val="clear" w:color="auto" w:fill="FFFFFF"/>
+            <w:tcMar>
+              <w:top w:w="0" w:type="dxa"/>
+              <w:bottom w:w="0" w:type="dxa"/>
+              <w:left w:w="0" w:type="dxa"/>
+              <w:right w:w="0" w:type="dxa"/>
+            </w:tcMar>
+            <w:vAlign w:val="center"/>
+          </w:tcPr>
+          <w:p>
+            <w:pPr>
+              <w:pStyle w:val="Normal"/>
+              <w:jc w:val="right"/>
+              <w:pBdr>
+                <w:bottom w:val="none" w:sz="0" w:space="0" w:color="000000"/>
+                <w:top w:val="none" w:sz="0" w:space="0" w:color="000000"/>
+                <w:left w:val="none" w:sz="0" w:space="0" w:color="000000"/>
+                <w:right w:val="none" w:sz="0" w:space="0" w:color="000000"/>
+              </w:pBdr>
+              <w:spacing w:after="100" w:before="100" w:line="240"/>
+              <w:ind w:left="100" w:right="100" w:firstLine="0" w:firstLineChars="0"/>
+              <w:rPr>
+                <w:rFonts w:ascii="Arial" w:hAnsi="Arial" w:eastAsia="Arial" w:cs="Arial"/>
+                <w:i w:val="false"/>
+                <w:b w:val="false"/>
+                <w:u w:val="none"/>
+                <w:strike w:val="false"/>
+                <w:sz w:val="22"/>
+                <w:szCs w:val="22"/>
+                <w:color w:val="000000"/>
+              </w:rPr>
+            </w:pPr>
+            <w:r>
+              <w:rPr>
+                <w:rFonts w:ascii="Arial" w:hAnsi="Arial" w:eastAsia="Arial" w:cs="Arial"/>
+                <w:i w:val="false"/>
+                <w:b w:val="false"/>
+                <w:u w:val="none"/>
+                <w:strike w:val="false"/>
+                <w:sz w:val="22"/>
+                <w:szCs w:val="22"/>
+                <w:color w:val="000000"/>
+              </w:rPr>
+              <w:t xml:space="preserve">-1.15</w:t>
+            </w:r>
+          </w:p>
+        </w:tc>
+        <w:tc>
+          <w:tcPr>
+            <w:tcBorders>
+              <w:bottom w:val="none" w:sz="0" w:space="0" w:color="000000"/>
+              <w:top w:val="none" w:sz="0" w:space="0" w:color="000000"/>
+              <w:left w:val="none" w:sz="0" w:space="0" w:color="000000"/>
+              <w:right w:val="none" w:sz="0" w:space="0" w:color="000000"/>
+            </w:tcBorders>
+            <w:shd w:val="clear" w:color="auto" w:fill="FFFFFF"/>
+            <w:tcMar>
+              <w:top w:w="0" w:type="dxa"/>
+              <w:bottom w:w="0" w:type="dxa"/>
+              <w:left w:w="0" w:type="dxa"/>
+              <w:right w:w="0" w:type="dxa"/>
+            </w:tcMar>
+            <w:vAlign w:val="center"/>
+          </w:tcPr>
+          <w:p>
+            <w:pPr>
+              <w:pStyle w:val="Normal"/>
+              <w:jc w:val="right"/>
+              <w:pBdr>
+                <w:bottom w:val="none" w:sz="0" w:space="0" w:color="000000"/>
+                <w:top w:val="none" w:sz="0" w:space="0" w:color="000000"/>
+                <w:left w:val="none" w:sz="0" w:space="0" w:color="000000"/>
+                <w:right w:val="none" w:sz="0" w:space="0" w:color="000000"/>
+              </w:pBdr>
+              <w:spacing w:after="100" w:before="100" w:line="240"/>
+              <w:ind w:left="100" w:right="100" w:firstLine="0" w:firstLineChars="0"/>
+              <w:rPr>
+                <w:rFonts w:ascii="Arial" w:hAnsi="Arial" w:eastAsia="Arial" w:cs="Arial"/>
+                <w:i w:val="false"/>
+                <w:b w:val="false"/>
+                <w:u w:val="none"/>
+                <w:strike w:val="false"/>
+                <w:sz w:val="22"/>
+                <w:szCs w:val="22"/>
+                <w:color w:val="000000"/>
+              </w:rPr>
+            </w:pPr>
+            <w:r>
+              <w:rPr>
+                <w:rFonts w:ascii="Arial" w:hAnsi="Arial" w:eastAsia="Arial" w:cs="Arial"/>
+                <w:i w:val="false"/>
+                <w:b w:val="false"/>
+                <w:u w:val="none"/>
+                <w:strike w:val="false"/>
+                <w:sz w:val="22"/>
+                <w:szCs w:val="22"/>
+                <w:color w:val="000000"/>
+              </w:rPr>
+              <w:t xml:space="preserve">2.91</w:t>
+            </w:r>
+          </w:p>
+        </w:tc>
+        <w:tc>
+          <w:tcPr>
+            <w:tcBorders>
+              <w:bottom w:val="none" w:sz="0" w:space="0" w:color="000000"/>
+              <w:top w:val="none" w:sz="0" w:space="0" w:color="000000"/>
+              <w:left w:val="none" w:sz="0" w:space="0" w:color="000000"/>
+              <w:right w:val="none" w:sz="0" w:space="0" w:color="000000"/>
+            </w:tcBorders>
+            <w:shd w:val="clear" w:color="auto" w:fill="FFFFFF"/>
+            <w:tcMar>
+              <w:top w:w="0" w:type="dxa"/>
+              <w:bottom w:w="0" w:type="dxa"/>
+              <w:left w:w="0" w:type="dxa"/>
+              <w:right w:w="0" w:type="dxa"/>
+            </w:tcMar>
+            <w:vAlign w:val="center"/>
+          </w:tcPr>
+          <w:p>
+            <w:pPr>
+              <w:pStyle w:val="Normal"/>
+              <w:jc w:val="right"/>
+              <w:pBdr>
+                <w:bottom w:val="none" w:sz="0" w:space="0" w:color="000000"/>
+                <w:top w:val="none" w:sz="0" w:space="0" w:color="000000"/>
+                <w:left w:val="none" w:sz="0" w:space="0" w:color="000000"/>
+                <w:right w:val="none" w:sz="0" w:space="0" w:color="000000"/>
+              </w:pBdr>
+              <w:spacing w:after="100" w:before="100" w:line="240"/>
+              <w:ind w:left="100" w:right="100" w:firstLine="0" w:firstLineChars="0"/>
+              <w:rPr>
+                <w:rFonts w:ascii="Arial" w:hAnsi="Arial" w:eastAsia="Arial" w:cs="Arial"/>
+                <w:i w:val="false"/>
+                <w:b w:val="false"/>
+                <w:u w:val="none"/>
+                <w:strike w:val="false"/>
+                <w:sz w:val="22"/>
+                <w:szCs w:val="22"/>
+                <w:color w:val="000000"/>
+              </w:rPr>
+            </w:pPr>
+            <w:r>
+              <w:rPr>
+                <w:rFonts w:ascii="Arial" w:hAnsi="Arial" w:eastAsia="Arial" w:cs="Arial"/>
+                <w:i w:val="false"/>
+                <w:b w:val="false"/>
+                <w:u w:val="none"/>
+                <w:strike w:val="false"/>
+                <w:sz w:val="22"/>
+                <w:szCs w:val="22"/>
+                <w:color w:val="000000"/>
+              </w:rPr>
+              <w:t xml:space="preserve">0.69</w:t>
+            </w:r>
+          </w:p>
+        </w:tc>
+        <w:tc>
+          <w:tcPr>
+            <w:tcBorders>
+              <w:bottom w:val="none" w:sz="0" w:space="0" w:color="000000"/>
+              <w:top w:val="none" w:sz="0" w:space="0" w:color="000000"/>
+              <w:left w:val="none" w:sz="0" w:space="0" w:color="000000"/>
+              <w:right w:val="none" w:sz="0" w:space="0" w:color="000000"/>
+            </w:tcBorders>
+            <w:shd w:val="clear" w:color="auto" w:fill="FFFFFF"/>
+            <w:tcMar>
+              <w:top w:w="0" w:type="dxa"/>
+              <w:bottom w:w="0" w:type="dxa"/>
+              <w:left w:w="0" w:type="dxa"/>
+              <w:right w:w="0" w:type="dxa"/>
+            </w:tcMar>
+            <w:vAlign w:val="center"/>
+          </w:tcPr>
+          <w:p>
+            <w:pPr>
+              <w:pStyle w:val="Normal"/>
+              <w:jc w:val="left"/>
+              <w:pBdr>
+                <w:bottom w:val="none" w:sz="0" w:space="0" w:color="000000"/>
+                <w:top w:val="none" w:sz="0" w:space="0" w:color="000000"/>
+                <w:left w:val="none" w:sz="0" w:space="0" w:color="000000"/>
+                <w:right w:val="none" w:sz="0" w:space="0" w:color="000000"/>
+              </w:pBdr>
+              <w:spacing w:after="100" w:before="100" w:line="240"/>
+              <w:ind w:left="100" w:right="100" w:firstLine="0" w:firstLineChars="0"/>
+              <w:rPr>
+                <w:rFonts w:ascii="Arial" w:hAnsi="Arial" w:eastAsia="Arial" w:cs="Arial"/>
+                <w:i w:val="false"/>
+                <w:b w:val="false"/>
+                <w:u w:val="none"/>
+                <w:strike w:val="false"/>
+                <w:sz w:val="22"/>
+                <w:szCs w:val="22"/>
+                <w:color w:val="000000"/>
+              </w:rPr>
+            </w:pPr>
+            <w:r>
+              <w:rPr>
+                <w:rFonts w:ascii="Arial" w:hAnsi="Arial" w:eastAsia="Arial" w:cs="Arial"/>
+                <w:i w:val="false"/>
+                <w:b w:val="false"/>
+                <w:u w:val="none"/>
+                <w:strike w:val="false"/>
+                <w:sz w:val="22"/>
+                <w:szCs w:val="22"/>
+                <w:color w:val="000000"/>
+              </w:rPr>
+              <w:t xml:space="preserve"/>
             </w:r>
           </w:p>
         </w:tc>
@@ -1438,7 +2764,7 @@
                 <w:szCs w:val="22"/>
                 <w:color w:val="000000"/>
               </w:rPr>
-              <w:t xml:space="preserve">Salario promedio (log)</w:t>
+              <w:t xml:space="preserve">Empleo total (log)</w:t>
             </w:r>
           </w:p>
         </w:tc>
@@ -1493,7 +2819,7 @@
                 <w:szCs w:val="22"/>
                 <w:color w:val="000000"/>
               </w:rPr>
-              <w:t xml:space="preserve">A. Salario de la firma en 2022</w:t>
+              <w:t xml:space="preserve">A. Salario de la firma en el año base</w:t>
             </w:r>
           </w:p>
         </w:tc>
@@ -1548,7 +2874,7 @@
                 <w:szCs w:val="22"/>
                 <w:color w:val="000000"/>
               </w:rPr>
-              <w:t xml:space="preserve">8.36</w:t>
+              <w:t xml:space="preserve">0.24</w:t>
             </w:r>
           </w:p>
         </w:tc>
@@ -1603,7 +2929,7 @@
                 <w:szCs w:val="22"/>
                 <w:color w:val="000000"/>
               </w:rPr>
-              <w:t xml:space="preserve">8.21</w:t>
+              <w:t xml:space="preserve">-0.77</w:t>
             </w:r>
           </w:p>
         </w:tc>
@@ -1627,38 +2953,38 @@
           <w:p>
             <w:pPr>
               <w:pStyle w:val="Normal"/>
-              <w:jc w:val="left"/>
-              <w:pBdr>
-                <w:bottom w:val="none" w:sz="0" w:space="0" w:color="000000"/>
-                <w:top w:val="none" w:sz="0" w:space="0" w:color="000000"/>
-                <w:left w:val="none" w:sz="0" w:space="0" w:color="000000"/>
-                <w:right w:val="none" w:sz="0" w:space="0" w:color="000000"/>
-              </w:pBdr>
-              <w:spacing w:after="100" w:before="100" w:line="240"/>
-              <w:ind w:left="100" w:right="100" w:firstLine="0" w:firstLineChars="0"/>
-              <w:rPr>
-                <w:rFonts w:ascii="Arial" w:hAnsi="Arial" w:eastAsia="Arial" w:cs="Arial"/>
-                <w:i w:val="false"/>
-                <w:b w:val="false"/>
-                <w:u w:val="none"/>
-                <w:strike w:val="false"/>
-                <w:sz w:val="22"/>
-                <w:szCs w:val="22"/>
-                <w:color w:val="000000"/>
-              </w:rPr>
-            </w:pPr>
-            <w:r>
-              <w:rPr>
-                <w:rFonts w:ascii="Arial" w:hAnsi="Arial" w:eastAsia="Arial" w:cs="Arial"/>
-                <w:i w:val="false"/>
-                <w:b w:val="false"/>
-                <w:u w:val="none"/>
-                <w:strike w:val="false"/>
-                <w:sz w:val="22"/>
-                <w:szCs w:val="22"/>
-                <w:color w:val="000000"/>
-              </w:rPr>
-              <w:t xml:space="preserve">***</w:t>
+              <w:jc w:val="right"/>
+              <w:pBdr>
+                <w:bottom w:val="none" w:sz="0" w:space="0" w:color="000000"/>
+                <w:top w:val="none" w:sz="0" w:space="0" w:color="000000"/>
+                <w:left w:val="none" w:sz="0" w:space="0" w:color="000000"/>
+                <w:right w:val="none" w:sz="0" w:space="0" w:color="000000"/>
+              </w:pBdr>
+              <w:spacing w:after="100" w:before="100" w:line="240"/>
+              <w:ind w:left="100" w:right="100" w:firstLine="0" w:firstLineChars="0"/>
+              <w:rPr>
+                <w:rFonts w:ascii="Arial" w:hAnsi="Arial" w:eastAsia="Arial" w:cs="Arial"/>
+                <w:i w:val="false"/>
+                <w:b w:val="false"/>
+                <w:u w:val="none"/>
+                <w:strike w:val="false"/>
+                <w:sz w:val="22"/>
+                <w:szCs w:val="22"/>
+                <w:color w:val="000000"/>
+              </w:rPr>
+            </w:pPr>
+            <w:r>
+              <w:rPr>
+                <w:rFonts w:ascii="Arial" w:hAnsi="Arial" w:eastAsia="Arial" w:cs="Arial"/>
+                <w:i w:val="false"/>
+                <w:b w:val="false"/>
+                <w:u w:val="none"/>
+                <w:strike w:val="false"/>
+                <w:sz w:val="22"/>
+                <w:szCs w:val="22"/>
+                <w:color w:val="000000"/>
+              </w:rPr>
+              <w:t xml:space="preserve">0.02</w:t>
             </w:r>
           </w:p>
         </w:tc>
@@ -1682,6 +3008,61 @@
           <w:p>
             <w:pPr>
               <w:pStyle w:val="Normal"/>
+              <w:jc w:val="right"/>
+              <w:pBdr>
+                <w:bottom w:val="none" w:sz="0" w:space="0" w:color="000000"/>
+                <w:top w:val="none" w:sz="0" w:space="0" w:color="000000"/>
+                <w:left w:val="none" w:sz="0" w:space="0" w:color="000000"/>
+                <w:right w:val="none" w:sz="0" w:space="0" w:color="000000"/>
+              </w:pBdr>
+              <w:spacing w:after="100" w:before="100" w:line="240"/>
+              <w:ind w:left="100" w:right="100" w:firstLine="0" w:firstLineChars="0"/>
+              <w:rPr>
+                <w:rFonts w:ascii="Arial" w:hAnsi="Arial" w:eastAsia="Arial" w:cs="Arial"/>
+                <w:i w:val="false"/>
+                <w:b w:val="false"/>
+                <w:u w:val="none"/>
+                <w:strike w:val="false"/>
+                <w:sz w:val="22"/>
+                <w:szCs w:val="22"/>
+                <w:color w:val="000000"/>
+              </w:rPr>
+            </w:pPr>
+            <w:r>
+              <w:rPr>
+                <w:rFonts w:ascii="Arial" w:hAnsi="Arial" w:eastAsia="Arial" w:cs="Arial"/>
+                <w:i w:val="false"/>
+                <w:b w:val="false"/>
+                <w:u w:val="none"/>
+                <w:strike w:val="false"/>
+                <w:sz w:val="22"/>
+                <w:szCs w:val="22"/>
+                <w:color w:val="000000"/>
+              </w:rPr>
+              <w:t xml:space="preserve">0.02</w:t>
+            </w:r>
+          </w:p>
+        </w:tc>
+        <w:tc>
+          <w:tcPr>
+            <w:tcBorders>
+              <w:bottom w:val="none" w:sz="0" w:space="0" w:color="000000"/>
+              <w:top w:val="none" w:sz="0" w:space="0" w:color="000000"/>
+              <w:left w:val="none" w:sz="0" w:space="0" w:color="000000"/>
+              <w:right w:val="none" w:sz="0" w:space="0" w:color="000000"/>
+            </w:tcBorders>
+            <w:shd w:val="clear" w:color="auto" w:fill="FFFFFF"/>
+            <w:tcMar>
+              <w:top w:w="0" w:type="dxa"/>
+              <w:bottom w:w="0" w:type="dxa"/>
+              <w:left w:w="0" w:type="dxa"/>
+              <w:right w:w="0" w:type="dxa"/>
+            </w:tcMar>
+            <w:vAlign w:val="center"/>
+          </w:tcPr>
+          <w:p>
+            <w:pPr>
+              <w:pStyle w:val="Normal"/>
               <w:jc w:val="left"/>
               <w:pBdr>
                 <w:bottom w:val="none" w:sz="0" w:space="0" w:color="000000"/>
@@ -1713,7 +3094,282 @@
                 <w:szCs w:val="22"/>
                 <w:color w:val="000000"/>
               </w:rPr>
-              <w:t xml:space="preserve">***</w:t>
+              <w:t xml:space="preserve"/>
+            </w:r>
+          </w:p>
+        </w:tc>
+        <w:tc>
+          <w:tcPr>
+            <w:tcBorders>
+              <w:bottom w:val="none" w:sz="0" w:space="0" w:color="000000"/>
+              <w:top w:val="none" w:sz="0" w:space="0" w:color="000000"/>
+              <w:left w:val="none" w:sz="0" w:space="0" w:color="000000"/>
+              <w:right w:val="none" w:sz="0" w:space="0" w:color="000000"/>
+            </w:tcBorders>
+            <w:shd w:val="clear" w:color="auto" w:fill="FFFFFF"/>
+            <w:tcMar>
+              <w:top w:w="0" w:type="dxa"/>
+              <w:bottom w:w="0" w:type="dxa"/>
+              <w:left w:w="0" w:type="dxa"/>
+              <w:right w:w="0" w:type="dxa"/>
+            </w:tcMar>
+            <w:vAlign w:val="center"/>
+          </w:tcPr>
+          <w:p>
+            <w:pPr>
+              <w:pStyle w:val="Normal"/>
+              <w:jc w:val="left"/>
+              <w:pBdr>
+                <w:bottom w:val="none" w:sz="0" w:space="0" w:color="000000"/>
+                <w:top w:val="none" w:sz="0" w:space="0" w:color="000000"/>
+                <w:left w:val="none" w:sz="0" w:space="0" w:color="000000"/>
+                <w:right w:val="none" w:sz="0" w:space="0" w:color="000000"/>
+              </w:pBdr>
+              <w:spacing w:after="100" w:before="100" w:line="240"/>
+              <w:ind w:left="100" w:right="100" w:firstLine="0" w:firstLineChars="0"/>
+              <w:rPr>
+                <w:rFonts w:ascii="Arial" w:hAnsi="Arial" w:eastAsia="Arial" w:cs="Arial"/>
+                <w:i w:val="false"/>
+                <w:b w:val="false"/>
+                <w:u w:val="none"/>
+                <w:strike w:val="false"/>
+                <w:sz w:val="22"/>
+                <w:szCs w:val="22"/>
+                <w:color w:val="000000"/>
+              </w:rPr>
+            </w:pPr>
+            <w:r>
+              <w:rPr>
+                <w:rFonts w:ascii="Arial" w:hAnsi="Arial" w:eastAsia="Arial" w:cs="Arial"/>
+                <w:i w:val="false"/>
+                <w:b w:val="false"/>
+                <w:u w:val="none"/>
+                <w:strike w:val="false"/>
+                <w:sz w:val="22"/>
+                <w:szCs w:val="22"/>
+                <w:color w:val="000000"/>
+              </w:rPr>
+              <w:t xml:space="preserve"/>
+            </w:r>
+          </w:p>
+        </w:tc>
+        <w:tc>
+          <w:tcPr>
+            <w:tcBorders>
+              <w:bottom w:val="none" w:sz="0" w:space="0" w:color="000000"/>
+              <w:top w:val="none" w:sz="0" w:space="0" w:color="000000"/>
+              <w:left w:val="none" w:sz="0" w:space="0" w:color="000000"/>
+              <w:right w:val="none" w:sz="0" w:space="0" w:color="000000"/>
+            </w:tcBorders>
+            <w:shd w:val="clear" w:color="auto" w:fill="FFFFFF"/>
+            <w:tcMar>
+              <w:top w:w="0" w:type="dxa"/>
+              <w:bottom w:w="0" w:type="dxa"/>
+              <w:left w:w="0" w:type="dxa"/>
+              <w:right w:w="0" w:type="dxa"/>
+            </w:tcMar>
+            <w:vAlign w:val="center"/>
+          </w:tcPr>
+          <w:p>
+            <w:pPr>
+              <w:pStyle w:val="Normal"/>
+              <w:jc w:val="right"/>
+              <w:pBdr>
+                <w:bottom w:val="none" w:sz="0" w:space="0" w:color="000000"/>
+                <w:top w:val="none" w:sz="0" w:space="0" w:color="000000"/>
+                <w:left w:val="none" w:sz="0" w:space="0" w:color="000000"/>
+                <w:right w:val="none" w:sz="0" w:space="0" w:color="000000"/>
+              </w:pBdr>
+              <w:spacing w:after="100" w:before="100" w:line="240"/>
+              <w:ind w:left="100" w:right="100" w:firstLine="0" w:firstLineChars="0"/>
+              <w:rPr>
+                <w:rFonts w:ascii="Arial" w:hAnsi="Arial" w:eastAsia="Arial" w:cs="Arial"/>
+                <w:i w:val="false"/>
+                <w:b w:val="false"/>
+                <w:u w:val="none"/>
+                <w:strike w:val="false"/>
+                <w:sz w:val="22"/>
+                <w:szCs w:val="22"/>
+                <w:color w:val="000000"/>
+              </w:rPr>
+            </w:pPr>
+            <w:r>
+              <w:rPr>
+                <w:rFonts w:ascii="Arial" w:hAnsi="Arial" w:eastAsia="Arial" w:cs="Arial"/>
+                <w:i w:val="false"/>
+                <w:b w:val="false"/>
+                <w:u w:val="none"/>
+                <w:strike w:val="false"/>
+                <w:sz w:val="22"/>
+                <w:szCs w:val="22"/>
+                <w:color w:val="000000"/>
+              </w:rPr>
+              <w:t xml:space="preserve">-1.01</w:t>
+            </w:r>
+          </w:p>
+        </w:tc>
+        <w:tc>
+          <w:tcPr>
+            <w:tcBorders>
+              <w:bottom w:val="none" w:sz="0" w:space="0" w:color="000000"/>
+              <w:top w:val="none" w:sz="0" w:space="0" w:color="000000"/>
+              <w:left w:val="none" w:sz="0" w:space="0" w:color="000000"/>
+              <w:right w:val="none" w:sz="0" w:space="0" w:color="000000"/>
+            </w:tcBorders>
+            <w:shd w:val="clear" w:color="auto" w:fill="FFFFFF"/>
+            <w:tcMar>
+              <w:top w:w="0" w:type="dxa"/>
+              <w:bottom w:w="0" w:type="dxa"/>
+              <w:left w:w="0" w:type="dxa"/>
+              <w:right w:w="0" w:type="dxa"/>
+            </w:tcMar>
+            <w:vAlign w:val="center"/>
+          </w:tcPr>
+          <w:p>
+            <w:pPr>
+              <w:pStyle w:val="Normal"/>
+              <w:jc w:val="right"/>
+              <w:pBdr>
+                <w:bottom w:val="none" w:sz="0" w:space="0" w:color="000000"/>
+                <w:top w:val="none" w:sz="0" w:space="0" w:color="000000"/>
+                <w:left w:val="none" w:sz="0" w:space="0" w:color="000000"/>
+                <w:right w:val="none" w:sz="0" w:space="0" w:color="000000"/>
+              </w:pBdr>
+              <w:spacing w:after="100" w:before="100" w:line="240"/>
+              <w:ind w:left="100" w:right="100" w:firstLine="0" w:firstLineChars="0"/>
+              <w:rPr>
+                <w:rFonts w:ascii="Arial" w:hAnsi="Arial" w:eastAsia="Arial" w:cs="Arial"/>
+                <w:i w:val="false"/>
+                <w:b w:val="false"/>
+                <w:u w:val="none"/>
+                <w:strike w:val="false"/>
+                <w:sz w:val="22"/>
+                <w:szCs w:val="22"/>
+                <w:color w:val="000000"/>
+              </w:rPr>
+            </w:pPr>
+            <w:r>
+              <w:rPr>
+                <w:rFonts w:ascii="Arial" w:hAnsi="Arial" w:eastAsia="Arial" w:cs="Arial"/>
+                <w:i w:val="false"/>
+                <w:b w:val="false"/>
+                <w:u w:val="none"/>
+                <w:strike w:val="false"/>
+                <w:sz w:val="22"/>
+                <w:szCs w:val="22"/>
+                <w:color w:val="000000"/>
+              </w:rPr>
+              <w:t xml:space="preserve">2.31</w:t>
+            </w:r>
+          </w:p>
+        </w:tc>
+        <w:tc>
+          <w:tcPr>
+            <w:tcBorders>
+              <w:bottom w:val="none" w:sz="0" w:space="0" w:color="000000"/>
+              <w:top w:val="none" w:sz="0" w:space="0" w:color="000000"/>
+              <w:left w:val="none" w:sz="0" w:space="0" w:color="000000"/>
+              <w:right w:val="none" w:sz="0" w:space="0" w:color="000000"/>
+            </w:tcBorders>
+            <w:shd w:val="clear" w:color="auto" w:fill="FFFFFF"/>
+            <w:tcMar>
+              <w:top w:w="0" w:type="dxa"/>
+              <w:bottom w:w="0" w:type="dxa"/>
+              <w:left w:w="0" w:type="dxa"/>
+              <w:right w:w="0" w:type="dxa"/>
+            </w:tcMar>
+            <w:vAlign w:val="center"/>
+          </w:tcPr>
+          <w:p>
+            <w:pPr>
+              <w:pStyle w:val="Normal"/>
+              <w:jc w:val="right"/>
+              <w:pBdr>
+                <w:bottom w:val="none" w:sz="0" w:space="0" w:color="000000"/>
+                <w:top w:val="none" w:sz="0" w:space="0" w:color="000000"/>
+                <w:left w:val="none" w:sz="0" w:space="0" w:color="000000"/>
+                <w:right w:val="none" w:sz="0" w:space="0" w:color="000000"/>
+              </w:pBdr>
+              <w:spacing w:after="100" w:before="100" w:line="240"/>
+              <w:ind w:left="100" w:right="100" w:firstLine="0" w:firstLineChars="0"/>
+              <w:rPr>
+                <w:rFonts w:ascii="Arial" w:hAnsi="Arial" w:eastAsia="Arial" w:cs="Arial"/>
+                <w:i w:val="false"/>
+                <w:b w:val="false"/>
+                <w:u w:val="none"/>
+                <w:strike w:val="false"/>
+                <w:sz w:val="22"/>
+                <w:szCs w:val="22"/>
+                <w:color w:val="000000"/>
+              </w:rPr>
+            </w:pPr>
+            <w:r>
+              <w:rPr>
+                <w:rFonts w:ascii="Arial" w:hAnsi="Arial" w:eastAsia="Arial" w:cs="Arial"/>
+                <w:i w:val="false"/>
+                <w:b w:val="false"/>
+                <w:u w:val="none"/>
+                <w:strike w:val="false"/>
+                <w:sz w:val="22"/>
+                <w:szCs w:val="22"/>
+                <w:color w:val="000000"/>
+              </w:rPr>
+              <w:t xml:space="preserve">0.66</w:t>
+            </w:r>
+          </w:p>
+        </w:tc>
+        <w:tc>
+          <w:tcPr>
+            <w:tcBorders>
+              <w:bottom w:val="none" w:sz="0" w:space="0" w:color="000000"/>
+              <w:top w:val="none" w:sz="0" w:space="0" w:color="000000"/>
+              <w:left w:val="none" w:sz="0" w:space="0" w:color="000000"/>
+              <w:right w:val="none" w:sz="0" w:space="0" w:color="000000"/>
+            </w:tcBorders>
+            <w:shd w:val="clear" w:color="auto" w:fill="FFFFFF"/>
+            <w:tcMar>
+              <w:top w:w="0" w:type="dxa"/>
+              <w:bottom w:w="0" w:type="dxa"/>
+              <w:left w:w="0" w:type="dxa"/>
+              <w:right w:w="0" w:type="dxa"/>
+            </w:tcMar>
+            <w:vAlign w:val="center"/>
+          </w:tcPr>
+          <w:p>
+            <w:pPr>
+              <w:pStyle w:val="Normal"/>
+              <w:jc w:val="left"/>
+              <w:pBdr>
+                <w:bottom w:val="none" w:sz="0" w:space="0" w:color="000000"/>
+                <w:top w:val="none" w:sz="0" w:space="0" w:color="000000"/>
+                <w:left w:val="none" w:sz="0" w:space="0" w:color="000000"/>
+                <w:right w:val="none" w:sz="0" w:space="0" w:color="000000"/>
+              </w:pBdr>
+              <w:spacing w:after="100" w:before="100" w:line="240"/>
+              <w:ind w:left="100" w:right="100" w:firstLine="0" w:firstLineChars="0"/>
+              <w:rPr>
+                <w:rFonts w:ascii="Arial" w:hAnsi="Arial" w:eastAsia="Arial" w:cs="Arial"/>
+                <w:i w:val="false"/>
+                <w:b w:val="false"/>
+                <w:u w:val="none"/>
+                <w:strike w:val="false"/>
+                <w:sz w:val="22"/>
+                <w:szCs w:val="22"/>
+                <w:color w:val="000000"/>
+              </w:rPr>
+            </w:pPr>
+            <w:r>
+              <w:rPr>
+                <w:rFonts w:ascii="Arial" w:hAnsi="Arial" w:eastAsia="Arial" w:cs="Arial"/>
+                <w:i w:val="false"/>
+                <w:b w:val="false"/>
+                <w:u w:val="none"/>
+                <w:strike w:val="false"/>
+                <w:sz w:val="22"/>
+                <w:szCs w:val="22"/>
+                <w:color w:val="000000"/>
+              </w:rPr>
+              <w:t xml:space="preserve"/>
             </w:r>
           </w:p>
         </w:tc>
@@ -1773,7 +3429,7 @@
                 <w:szCs w:val="22"/>
                 <w:color w:val="000000"/>
               </w:rPr>
-              <w:t xml:space="preserve">Salario promedio (log)</w:t>
+              <w:t xml:space="preserve">Empleo total (log)</w:t>
             </w:r>
           </w:p>
         </w:tc>
@@ -1828,7 +3484,7 @@
                 <w:szCs w:val="22"/>
                 <w:color w:val="000000"/>
               </w:rPr>
-              <w:t xml:space="preserve">B. Salario promediado 2019-2022</w:t>
+              <w:t xml:space="preserve">B. Salario promediado de los años previos</w:t>
             </w:r>
           </w:p>
         </w:tc>
@@ -1883,7 +3539,7 @@
                 <w:szCs w:val="22"/>
                 <w:color w:val="000000"/>
               </w:rPr>
-              <w:t xml:space="preserve">5.24</w:t>
+              <w:t xml:space="preserve">-1.64</w:t>
             </w:r>
           </w:p>
         </w:tc>
@@ -1938,7 +3594,7 @@
                 <w:szCs w:val="22"/>
                 <w:color w:val="000000"/>
               </w:rPr>
-              <w:t xml:space="preserve">5.89</w:t>
+              <w:t xml:space="preserve">-2.11</w:t>
             </w:r>
           </w:p>
         </w:tc>
@@ -1962,38 +3618,38 @@
           <w:p>
             <w:pPr>
               <w:pStyle w:val="Normal"/>
-              <w:jc w:val="left"/>
-              <w:pBdr>
-                <w:bottom w:val="none" w:sz="0" w:space="0" w:color="000000"/>
-                <w:top w:val="none" w:sz="0" w:space="0" w:color="000000"/>
-                <w:left w:val="none" w:sz="0" w:space="0" w:color="000000"/>
-                <w:right w:val="none" w:sz="0" w:space="0" w:color="000000"/>
-              </w:pBdr>
-              <w:spacing w:after="100" w:before="100" w:line="240"/>
-              <w:ind w:left="100" w:right="100" w:firstLine="0" w:firstLineChars="0"/>
-              <w:rPr>
-                <w:rFonts w:ascii="Arial" w:hAnsi="Arial" w:eastAsia="Arial" w:cs="Arial"/>
-                <w:i w:val="false"/>
-                <w:b w:val="false"/>
-                <w:u w:val="none"/>
-                <w:strike w:val="false"/>
-                <w:sz w:val="22"/>
-                <w:szCs w:val="22"/>
-                <w:color w:val="000000"/>
-              </w:rPr>
-            </w:pPr>
-            <w:r>
-              <w:rPr>
-                <w:rFonts w:ascii="Arial" w:hAnsi="Arial" w:eastAsia="Arial" w:cs="Arial"/>
-                <w:i w:val="false"/>
-                <w:b w:val="false"/>
-                <w:u w:val="none"/>
-                <w:strike w:val="false"/>
-                <w:sz w:val="22"/>
-                <w:szCs w:val="22"/>
-                <w:color w:val="000000"/>
-              </w:rPr>
-              <w:t xml:space="preserve">***</w:t>
+              <w:jc w:val="right"/>
+              <w:pBdr>
+                <w:bottom w:val="none" w:sz="0" w:space="0" w:color="000000"/>
+                <w:top w:val="none" w:sz="0" w:space="0" w:color="000000"/>
+                <w:left w:val="none" w:sz="0" w:space="0" w:color="000000"/>
+                <w:right w:val="none" w:sz="0" w:space="0" w:color="000000"/>
+              </w:pBdr>
+              <w:spacing w:after="100" w:before="100" w:line="240"/>
+              <w:ind w:left="100" w:right="100" w:firstLine="0" w:firstLineChars="0"/>
+              <w:rPr>
+                <w:rFonts w:ascii="Arial" w:hAnsi="Arial" w:eastAsia="Arial" w:cs="Arial"/>
+                <w:i w:val="false"/>
+                <w:b w:val="false"/>
+                <w:u w:val="none"/>
+                <w:strike w:val="false"/>
+                <w:sz w:val="22"/>
+                <w:szCs w:val="22"/>
+                <w:color w:val="000000"/>
+              </w:rPr>
+            </w:pPr>
+            <w:r>
+              <w:rPr>
+                <w:rFonts w:ascii="Arial" w:hAnsi="Arial" w:eastAsia="Arial" w:cs="Arial"/>
+                <w:i w:val="false"/>
+                <w:b w:val="false"/>
+                <w:u w:val="none"/>
+                <w:strike w:val="false"/>
+                <w:sz w:val="22"/>
+                <w:szCs w:val="22"/>
+                <w:color w:val="000000"/>
+              </w:rPr>
+              <w:t xml:space="preserve">0.02</w:t>
             </w:r>
           </w:p>
         </w:tc>
@@ -2017,6 +3673,61 @@
           <w:p>
             <w:pPr>
               <w:pStyle w:val="Normal"/>
+              <w:jc w:val="right"/>
+              <w:pBdr>
+                <w:bottom w:val="none" w:sz="0" w:space="0" w:color="000000"/>
+                <w:top w:val="none" w:sz="0" w:space="0" w:color="000000"/>
+                <w:left w:val="none" w:sz="0" w:space="0" w:color="000000"/>
+                <w:right w:val="none" w:sz="0" w:space="0" w:color="000000"/>
+              </w:pBdr>
+              <w:spacing w:after="100" w:before="100" w:line="240"/>
+              <w:ind w:left="100" w:right="100" w:firstLine="0" w:firstLineChars="0"/>
+              <w:rPr>
+                <w:rFonts w:ascii="Arial" w:hAnsi="Arial" w:eastAsia="Arial" w:cs="Arial"/>
+                <w:i w:val="false"/>
+                <w:b w:val="false"/>
+                <w:u w:val="none"/>
+                <w:strike w:val="false"/>
+                <w:sz w:val="22"/>
+                <w:szCs w:val="22"/>
+                <w:color w:val="000000"/>
+              </w:rPr>
+            </w:pPr>
+            <w:r>
+              <w:rPr>
+                <w:rFonts w:ascii="Arial" w:hAnsi="Arial" w:eastAsia="Arial" w:cs="Arial"/>
+                <w:i w:val="false"/>
+                <w:b w:val="false"/>
+                <w:u w:val="none"/>
+                <w:strike w:val="false"/>
+                <w:sz w:val="22"/>
+                <w:szCs w:val="22"/>
+                <w:color w:val="000000"/>
+              </w:rPr>
+              <w:t xml:space="preserve">0.02</w:t>
+            </w:r>
+          </w:p>
+        </w:tc>
+        <w:tc>
+          <w:tcPr>
+            <w:tcBorders>
+              <w:bottom w:val="none" w:sz="0" w:space="0" w:color="000000"/>
+              <w:top w:val="none" w:sz="0" w:space="0" w:color="000000"/>
+              <w:left w:val="none" w:sz="0" w:space="0" w:color="000000"/>
+              <w:right w:val="none" w:sz="0" w:space="0" w:color="000000"/>
+            </w:tcBorders>
+            <w:shd w:val="clear" w:color="auto" w:fill="FFFFFF"/>
+            <w:tcMar>
+              <w:top w:w="0" w:type="dxa"/>
+              <w:bottom w:w="0" w:type="dxa"/>
+              <w:left w:w="0" w:type="dxa"/>
+              <w:right w:w="0" w:type="dxa"/>
+            </w:tcMar>
+            <w:vAlign w:val="center"/>
+          </w:tcPr>
+          <w:p>
+            <w:pPr>
+              <w:pStyle w:val="Normal"/>
               <w:jc w:val="left"/>
               <w:pBdr>
                 <w:bottom w:val="none" w:sz="0" w:space="0" w:color="000000"/>
@@ -2048,7 +3759,282 @@
                 <w:szCs w:val="22"/>
                 <w:color w:val="000000"/>
               </w:rPr>
-              <w:t xml:space="preserve">***</w:t>
+              <w:t xml:space="preserve"/>
+            </w:r>
+          </w:p>
+        </w:tc>
+        <w:tc>
+          <w:tcPr>
+            <w:tcBorders>
+              <w:bottom w:val="none" w:sz="0" w:space="0" w:color="000000"/>
+              <w:top w:val="none" w:sz="0" w:space="0" w:color="000000"/>
+              <w:left w:val="none" w:sz="0" w:space="0" w:color="000000"/>
+              <w:right w:val="none" w:sz="0" w:space="0" w:color="000000"/>
+            </w:tcBorders>
+            <w:shd w:val="clear" w:color="auto" w:fill="FFFFFF"/>
+            <w:tcMar>
+              <w:top w:w="0" w:type="dxa"/>
+              <w:bottom w:w="0" w:type="dxa"/>
+              <w:left w:w="0" w:type="dxa"/>
+              <w:right w:w="0" w:type="dxa"/>
+            </w:tcMar>
+            <w:vAlign w:val="center"/>
+          </w:tcPr>
+          <w:p>
+            <w:pPr>
+              <w:pStyle w:val="Normal"/>
+              <w:jc w:val="left"/>
+              <w:pBdr>
+                <w:bottom w:val="none" w:sz="0" w:space="0" w:color="000000"/>
+                <w:top w:val="none" w:sz="0" w:space="0" w:color="000000"/>
+                <w:left w:val="none" w:sz="0" w:space="0" w:color="000000"/>
+                <w:right w:val="none" w:sz="0" w:space="0" w:color="000000"/>
+              </w:pBdr>
+              <w:spacing w:after="100" w:before="100" w:line="240"/>
+              <w:ind w:left="100" w:right="100" w:firstLine="0" w:firstLineChars="0"/>
+              <w:rPr>
+                <w:rFonts w:ascii="Arial" w:hAnsi="Arial" w:eastAsia="Arial" w:cs="Arial"/>
+                <w:i w:val="false"/>
+                <w:b w:val="false"/>
+                <w:u w:val="none"/>
+                <w:strike w:val="false"/>
+                <w:sz w:val="22"/>
+                <w:szCs w:val="22"/>
+                <w:color w:val="000000"/>
+              </w:rPr>
+            </w:pPr>
+            <w:r>
+              <w:rPr>
+                <w:rFonts w:ascii="Arial" w:hAnsi="Arial" w:eastAsia="Arial" w:cs="Arial"/>
+                <w:i w:val="false"/>
+                <w:b w:val="false"/>
+                <w:u w:val="none"/>
+                <w:strike w:val="false"/>
+                <w:sz w:val="22"/>
+                <w:szCs w:val="22"/>
+                <w:color w:val="000000"/>
+              </w:rPr>
+              <w:t xml:space="preserve"/>
+            </w:r>
+          </w:p>
+        </w:tc>
+        <w:tc>
+          <w:tcPr>
+            <w:tcBorders>
+              <w:bottom w:val="none" w:sz="0" w:space="0" w:color="000000"/>
+              <w:top w:val="none" w:sz="0" w:space="0" w:color="000000"/>
+              <w:left w:val="none" w:sz="0" w:space="0" w:color="000000"/>
+              <w:right w:val="none" w:sz="0" w:space="0" w:color="000000"/>
+            </w:tcBorders>
+            <w:shd w:val="clear" w:color="auto" w:fill="FFFFFF"/>
+            <w:tcMar>
+              <w:top w:w="0" w:type="dxa"/>
+              <w:bottom w:w="0" w:type="dxa"/>
+              <w:left w:w="0" w:type="dxa"/>
+              <w:right w:w="0" w:type="dxa"/>
+            </w:tcMar>
+            <w:vAlign w:val="center"/>
+          </w:tcPr>
+          <w:p>
+            <w:pPr>
+              <w:pStyle w:val="Normal"/>
+              <w:jc w:val="right"/>
+              <w:pBdr>
+                <w:bottom w:val="none" w:sz="0" w:space="0" w:color="000000"/>
+                <w:top w:val="none" w:sz="0" w:space="0" w:color="000000"/>
+                <w:left w:val="none" w:sz="0" w:space="0" w:color="000000"/>
+                <w:right w:val="none" w:sz="0" w:space="0" w:color="000000"/>
+              </w:pBdr>
+              <w:spacing w:after="100" w:before="100" w:line="240"/>
+              <w:ind w:left="100" w:right="100" w:firstLine="0" w:firstLineChars="0"/>
+              <w:rPr>
+                <w:rFonts w:ascii="Arial" w:hAnsi="Arial" w:eastAsia="Arial" w:cs="Arial"/>
+                <w:i w:val="false"/>
+                <w:b w:val="false"/>
+                <w:u w:val="none"/>
+                <w:strike w:val="false"/>
+                <w:sz w:val="22"/>
+                <w:szCs w:val="22"/>
+                <w:color w:val="000000"/>
+              </w:rPr>
+            </w:pPr>
+            <w:r>
+              <w:rPr>
+                <w:rFonts w:ascii="Arial" w:hAnsi="Arial" w:eastAsia="Arial" w:cs="Arial"/>
+                <w:i w:val="false"/>
+                <w:b w:val="false"/>
+                <w:u w:val="none"/>
+                <w:strike w:val="false"/>
+                <w:sz w:val="22"/>
+                <w:szCs w:val="22"/>
+                <w:color w:val="000000"/>
+              </w:rPr>
+              <w:t xml:space="preserve">-0.47</w:t>
+            </w:r>
+          </w:p>
+        </w:tc>
+        <w:tc>
+          <w:tcPr>
+            <w:tcBorders>
+              <w:bottom w:val="none" w:sz="0" w:space="0" w:color="000000"/>
+              <w:top w:val="none" w:sz="0" w:space="0" w:color="000000"/>
+              <w:left w:val="none" w:sz="0" w:space="0" w:color="000000"/>
+              <w:right w:val="none" w:sz="0" w:space="0" w:color="000000"/>
+            </w:tcBorders>
+            <w:shd w:val="clear" w:color="auto" w:fill="FFFFFF"/>
+            <w:tcMar>
+              <w:top w:w="0" w:type="dxa"/>
+              <w:bottom w:w="0" w:type="dxa"/>
+              <w:left w:w="0" w:type="dxa"/>
+              <w:right w:w="0" w:type="dxa"/>
+            </w:tcMar>
+            <w:vAlign w:val="center"/>
+          </w:tcPr>
+          <w:p>
+            <w:pPr>
+              <w:pStyle w:val="Normal"/>
+              <w:jc w:val="right"/>
+              <w:pBdr>
+                <w:bottom w:val="none" w:sz="0" w:space="0" w:color="000000"/>
+                <w:top w:val="none" w:sz="0" w:space="0" w:color="000000"/>
+                <w:left w:val="none" w:sz="0" w:space="0" w:color="000000"/>
+                <w:right w:val="none" w:sz="0" w:space="0" w:color="000000"/>
+              </w:pBdr>
+              <w:spacing w:after="100" w:before="100" w:line="240"/>
+              <w:ind w:left="100" w:right="100" w:firstLine="0" w:firstLineChars="0"/>
+              <w:rPr>
+                <w:rFonts w:ascii="Arial" w:hAnsi="Arial" w:eastAsia="Arial" w:cs="Arial"/>
+                <w:i w:val="false"/>
+                <w:b w:val="false"/>
+                <w:u w:val="none"/>
+                <w:strike w:val="false"/>
+                <w:sz w:val="22"/>
+                <w:szCs w:val="22"/>
+                <w:color w:val="000000"/>
+              </w:rPr>
+            </w:pPr>
+            <w:r>
+              <w:rPr>
+                <w:rFonts w:ascii="Arial" w:hAnsi="Arial" w:eastAsia="Arial" w:cs="Arial"/>
+                <w:i w:val="false"/>
+                <w:b w:val="false"/>
+                <w:u w:val="none"/>
+                <w:strike w:val="false"/>
+                <w:sz w:val="22"/>
+                <w:szCs w:val="22"/>
+                <w:color w:val="000000"/>
+              </w:rPr>
+              <w:t xml:space="preserve">2.25</w:t>
+            </w:r>
+          </w:p>
+        </w:tc>
+        <w:tc>
+          <w:tcPr>
+            <w:tcBorders>
+              <w:bottom w:val="none" w:sz="0" w:space="0" w:color="000000"/>
+              <w:top w:val="none" w:sz="0" w:space="0" w:color="000000"/>
+              <w:left w:val="none" w:sz="0" w:space="0" w:color="000000"/>
+              <w:right w:val="none" w:sz="0" w:space="0" w:color="000000"/>
+            </w:tcBorders>
+            <w:shd w:val="clear" w:color="auto" w:fill="FFFFFF"/>
+            <w:tcMar>
+              <w:top w:w="0" w:type="dxa"/>
+              <w:bottom w:w="0" w:type="dxa"/>
+              <w:left w:w="0" w:type="dxa"/>
+              <w:right w:w="0" w:type="dxa"/>
+            </w:tcMar>
+            <w:vAlign w:val="center"/>
+          </w:tcPr>
+          <w:p>
+            <w:pPr>
+              <w:pStyle w:val="Normal"/>
+              <w:jc w:val="right"/>
+              <w:pBdr>
+                <w:bottom w:val="none" w:sz="0" w:space="0" w:color="000000"/>
+                <w:top w:val="none" w:sz="0" w:space="0" w:color="000000"/>
+                <w:left w:val="none" w:sz="0" w:space="0" w:color="000000"/>
+                <w:right w:val="none" w:sz="0" w:space="0" w:color="000000"/>
+              </w:pBdr>
+              <w:spacing w:after="100" w:before="100" w:line="240"/>
+              <w:ind w:left="100" w:right="100" w:firstLine="0" w:firstLineChars="0"/>
+              <w:rPr>
+                <w:rFonts w:ascii="Arial" w:hAnsi="Arial" w:eastAsia="Arial" w:cs="Arial"/>
+                <w:i w:val="false"/>
+                <w:b w:val="false"/>
+                <w:u w:val="none"/>
+                <w:strike w:val="false"/>
+                <w:sz w:val="22"/>
+                <w:szCs w:val="22"/>
+                <w:color w:val="000000"/>
+              </w:rPr>
+            </w:pPr>
+            <w:r>
+              <w:rPr>
+                <w:rFonts w:ascii="Arial" w:hAnsi="Arial" w:eastAsia="Arial" w:cs="Arial"/>
+                <w:i w:val="false"/>
+                <w:b w:val="false"/>
+                <w:u w:val="none"/>
+                <w:strike w:val="false"/>
+                <w:sz w:val="22"/>
+                <w:szCs w:val="22"/>
+                <w:color w:val="000000"/>
+              </w:rPr>
+              <w:t xml:space="preserve">0.84</w:t>
+            </w:r>
+          </w:p>
+        </w:tc>
+        <w:tc>
+          <w:tcPr>
+            <w:tcBorders>
+              <w:bottom w:val="none" w:sz="0" w:space="0" w:color="000000"/>
+              <w:top w:val="none" w:sz="0" w:space="0" w:color="000000"/>
+              <w:left w:val="none" w:sz="0" w:space="0" w:color="000000"/>
+              <w:right w:val="none" w:sz="0" w:space="0" w:color="000000"/>
+            </w:tcBorders>
+            <w:shd w:val="clear" w:color="auto" w:fill="FFFFFF"/>
+            <w:tcMar>
+              <w:top w:w="0" w:type="dxa"/>
+              <w:bottom w:w="0" w:type="dxa"/>
+              <w:left w:w="0" w:type="dxa"/>
+              <w:right w:w="0" w:type="dxa"/>
+            </w:tcMar>
+            <w:vAlign w:val="center"/>
+          </w:tcPr>
+          <w:p>
+            <w:pPr>
+              <w:pStyle w:val="Normal"/>
+              <w:jc w:val="left"/>
+              <w:pBdr>
+                <w:bottom w:val="none" w:sz="0" w:space="0" w:color="000000"/>
+                <w:top w:val="none" w:sz="0" w:space="0" w:color="000000"/>
+                <w:left w:val="none" w:sz="0" w:space="0" w:color="000000"/>
+                <w:right w:val="none" w:sz="0" w:space="0" w:color="000000"/>
+              </w:pBdr>
+              <w:spacing w:after="100" w:before="100" w:line="240"/>
+              <w:ind w:left="100" w:right="100" w:firstLine="0" w:firstLineChars="0"/>
+              <w:rPr>
+                <w:rFonts w:ascii="Arial" w:hAnsi="Arial" w:eastAsia="Arial" w:cs="Arial"/>
+                <w:i w:val="false"/>
+                <w:b w:val="false"/>
+                <w:u w:val="none"/>
+                <w:strike w:val="false"/>
+                <w:sz w:val="22"/>
+                <w:szCs w:val="22"/>
+                <w:color w:val="000000"/>
+              </w:rPr>
+            </w:pPr>
+            <w:r>
+              <w:rPr>
+                <w:rFonts w:ascii="Arial" w:hAnsi="Arial" w:eastAsia="Arial" w:cs="Arial"/>
+                <w:i w:val="false"/>
+                <w:b w:val="false"/>
+                <w:u w:val="none"/>
+                <w:strike w:val="false"/>
+                <w:sz w:val="22"/>
+                <w:szCs w:val="22"/>
+                <w:color w:val="000000"/>
+              </w:rPr>
+              <w:t xml:space="preserve"/>
             </w:r>
           </w:p>
         </w:tc>
@@ -2108,7 +4094,7 @@
                 <w:szCs w:val="22"/>
                 <w:color w:val="000000"/>
               </w:rPr>
-              <w:t xml:space="preserve">Salario promedio (log)</w:t>
+              <w:t xml:space="preserve">Empleo total (log)</w:t>
             </w:r>
           </w:p>
         </w:tc>
@@ -2218,7 +4204,7 @@
                 <w:szCs w:val="22"/>
                 <w:color w:val="000000"/>
               </w:rPr>
-              <w:t xml:space="preserve">0.71</w:t>
+              <w:t xml:space="preserve">-3.52</w:t>
             </w:r>
           </w:p>
         </w:tc>
@@ -2273,7 +4259,7 @@
                 <w:szCs w:val="22"/>
                 <w:color w:val="000000"/>
               </w:rPr>
-              <w:t xml:space="preserve">-0.44</w:t>
+              <w:t xml:space="preserve">-3.46</w:t>
             </w:r>
           </w:p>
         </w:tc>
@@ -2297,6 +4283,116 @@
           <w:p>
             <w:pPr>
               <w:pStyle w:val="Normal"/>
+              <w:jc w:val="right"/>
+              <w:pBdr>
+                <w:bottom w:val="none" w:sz="0" w:space="0" w:color="000000"/>
+                <w:top w:val="none" w:sz="0" w:space="0" w:color="000000"/>
+                <w:left w:val="none" w:sz="0" w:space="0" w:color="000000"/>
+                <w:right w:val="none" w:sz="0" w:space="0" w:color="000000"/>
+              </w:pBdr>
+              <w:spacing w:after="100" w:before="100" w:line="240"/>
+              <w:ind w:left="100" w:right="100" w:firstLine="0" w:firstLineChars="0"/>
+              <w:rPr>
+                <w:rFonts w:ascii="Arial" w:hAnsi="Arial" w:eastAsia="Arial" w:cs="Arial"/>
+                <w:i w:val="false"/>
+                <w:b w:val="false"/>
+                <w:u w:val="none"/>
+                <w:strike w:val="false"/>
+                <w:sz w:val="22"/>
+                <w:szCs w:val="22"/>
+                <w:color w:val="000000"/>
+              </w:rPr>
+            </w:pPr>
+            <w:r>
+              <w:rPr>
+                <w:rFonts w:ascii="Arial" w:hAnsi="Arial" w:eastAsia="Arial" w:cs="Arial"/>
+                <w:i w:val="false"/>
+                <w:b w:val="false"/>
+                <w:u w:val="none"/>
+                <w:strike w:val="false"/>
+                <w:sz w:val="22"/>
+                <w:szCs w:val="22"/>
+                <w:color w:val="000000"/>
+              </w:rPr>
+              <w:t xml:space="preserve">0.02</w:t>
+            </w:r>
+          </w:p>
+        </w:tc>
+        <w:tc>
+          <w:tcPr>
+            <w:tcBorders>
+              <w:bottom w:val="single" w:sz="12" w:space="0" w:color="666666"/>
+              <w:top w:val="none" w:sz="0" w:space="0" w:color="000000"/>
+              <w:left w:val="none" w:sz="0" w:space="0" w:color="000000"/>
+              <w:right w:val="none" w:sz="0" w:space="0" w:color="000000"/>
+            </w:tcBorders>
+            <w:shd w:val="clear" w:color="auto" w:fill="FFFFFF"/>
+            <w:tcMar>
+              <w:top w:w="0" w:type="dxa"/>
+              <w:bottom w:w="0" w:type="dxa"/>
+              <w:left w:w="0" w:type="dxa"/>
+              <w:right w:w="0" w:type="dxa"/>
+            </w:tcMar>
+            <w:vAlign w:val="center"/>
+          </w:tcPr>
+          <w:p>
+            <w:pPr>
+              <w:pStyle w:val="Normal"/>
+              <w:jc w:val="right"/>
+              <w:pBdr>
+                <w:bottom w:val="none" w:sz="0" w:space="0" w:color="000000"/>
+                <w:top w:val="none" w:sz="0" w:space="0" w:color="000000"/>
+                <w:left w:val="none" w:sz="0" w:space="0" w:color="000000"/>
+                <w:right w:val="none" w:sz="0" w:space="0" w:color="000000"/>
+              </w:pBdr>
+              <w:spacing w:after="100" w:before="100" w:line="240"/>
+              <w:ind w:left="100" w:right="100" w:firstLine="0" w:firstLineChars="0"/>
+              <w:rPr>
+                <w:rFonts w:ascii="Arial" w:hAnsi="Arial" w:eastAsia="Arial" w:cs="Arial"/>
+                <w:i w:val="false"/>
+                <w:b w:val="false"/>
+                <w:u w:val="none"/>
+                <w:strike w:val="false"/>
+                <w:sz w:val="22"/>
+                <w:szCs w:val="22"/>
+                <w:color w:val="000000"/>
+              </w:rPr>
+            </w:pPr>
+            <w:r>
+              <w:rPr>
+                <w:rFonts w:ascii="Arial" w:hAnsi="Arial" w:eastAsia="Arial" w:cs="Arial"/>
+                <w:i w:val="false"/>
+                <w:b w:val="false"/>
+                <w:u w:val="none"/>
+                <w:strike w:val="false"/>
+                <w:sz w:val="22"/>
+                <w:szCs w:val="22"/>
+                <w:color w:val="000000"/>
+              </w:rPr>
+              <w:t xml:space="preserve">0.02</w:t>
+            </w:r>
+          </w:p>
+        </w:tc>
+        <w:tc>
+          <w:tcPr>
+            <w:tcBorders>
+              <w:bottom w:val="single" w:sz="12" w:space="0" w:color="666666"/>
+              <w:top w:val="none" w:sz="0" w:space="0" w:color="000000"/>
+              <w:left w:val="none" w:sz="0" w:space="0" w:color="000000"/>
+              <w:right w:val="none" w:sz="0" w:space="0" w:color="000000"/>
+            </w:tcBorders>
+            <w:shd w:val="clear" w:color="auto" w:fill="FFFFFF"/>
+            <w:tcMar>
+              <w:top w:w="0" w:type="dxa"/>
+              <w:bottom w:w="0" w:type="dxa"/>
+              <w:left w:w="0" w:type="dxa"/>
+              <w:right w:w="0" w:type="dxa"/>
+            </w:tcMar>
+            <w:vAlign w:val="center"/>
+          </w:tcPr>
+          <w:p>
+            <w:pPr>
+              <w:pStyle w:val="Normal"/>
               <w:jc w:val="left"/>
               <w:pBdr>
                 <w:bottom w:val="none" w:sz="0" w:space="0" w:color="000000"/>
@@ -2328,7 +4424,227 @@
                 <w:szCs w:val="22"/>
                 <w:color w:val="000000"/>
               </w:rPr>
-              <w:t xml:space="preserve"/>
+              <w:t xml:space="preserve">*</w:t>
+            </w:r>
+          </w:p>
+        </w:tc>
+        <w:tc>
+          <w:tcPr>
+            <w:tcBorders>
+              <w:bottom w:val="single" w:sz="12" w:space="0" w:color="666666"/>
+              <w:top w:val="none" w:sz="0" w:space="0" w:color="000000"/>
+              <w:left w:val="none" w:sz="0" w:space="0" w:color="000000"/>
+              <w:right w:val="none" w:sz="0" w:space="0" w:color="000000"/>
+            </w:tcBorders>
+            <w:shd w:val="clear" w:color="auto" w:fill="FFFFFF"/>
+            <w:tcMar>
+              <w:top w:w="0" w:type="dxa"/>
+              <w:bottom w:w="0" w:type="dxa"/>
+              <w:left w:w="0" w:type="dxa"/>
+              <w:right w:w="0" w:type="dxa"/>
+            </w:tcMar>
+            <w:vAlign w:val="center"/>
+          </w:tcPr>
+          <w:p>
+            <w:pPr>
+              <w:pStyle w:val="Normal"/>
+              <w:jc w:val="left"/>
+              <w:pBdr>
+                <w:bottom w:val="none" w:sz="0" w:space="0" w:color="000000"/>
+                <w:top w:val="none" w:sz="0" w:space="0" w:color="000000"/>
+                <w:left w:val="none" w:sz="0" w:space="0" w:color="000000"/>
+                <w:right w:val="none" w:sz="0" w:space="0" w:color="000000"/>
+              </w:pBdr>
+              <w:spacing w:after="100" w:before="100" w:line="240"/>
+              <w:ind w:left="100" w:right="100" w:firstLine="0" w:firstLineChars="0"/>
+              <w:rPr>
+                <w:rFonts w:ascii="Arial" w:hAnsi="Arial" w:eastAsia="Arial" w:cs="Arial"/>
+                <w:i w:val="false"/>
+                <w:b w:val="false"/>
+                <w:u w:val="none"/>
+                <w:strike w:val="false"/>
+                <w:sz w:val="22"/>
+                <w:szCs w:val="22"/>
+                <w:color w:val="000000"/>
+              </w:rPr>
+            </w:pPr>
+            <w:r>
+              <w:rPr>
+                <w:rFonts w:ascii="Arial" w:hAnsi="Arial" w:eastAsia="Arial" w:cs="Arial"/>
+                <w:i w:val="false"/>
+                <w:b w:val="false"/>
+                <w:u w:val="none"/>
+                <w:strike w:val="false"/>
+                <w:sz w:val="22"/>
+                <w:szCs w:val="22"/>
+                <w:color w:val="000000"/>
+              </w:rPr>
+              <w:t xml:space="preserve">*</w:t>
+            </w:r>
+          </w:p>
+        </w:tc>
+        <w:tc>
+          <w:tcPr>
+            <w:tcBorders>
+              <w:bottom w:val="single" w:sz="12" w:space="0" w:color="666666"/>
+              <w:top w:val="none" w:sz="0" w:space="0" w:color="000000"/>
+              <w:left w:val="none" w:sz="0" w:space="0" w:color="000000"/>
+              <w:right w:val="none" w:sz="0" w:space="0" w:color="000000"/>
+            </w:tcBorders>
+            <w:shd w:val="clear" w:color="auto" w:fill="FFFFFF"/>
+            <w:tcMar>
+              <w:top w:w="0" w:type="dxa"/>
+              <w:bottom w:w="0" w:type="dxa"/>
+              <w:left w:w="0" w:type="dxa"/>
+              <w:right w:w="0" w:type="dxa"/>
+            </w:tcMar>
+            <w:vAlign w:val="center"/>
+          </w:tcPr>
+          <w:p>
+            <w:pPr>
+              <w:pStyle w:val="Normal"/>
+              <w:jc w:val="right"/>
+              <w:pBdr>
+                <w:bottom w:val="none" w:sz="0" w:space="0" w:color="000000"/>
+                <w:top w:val="none" w:sz="0" w:space="0" w:color="000000"/>
+                <w:left w:val="none" w:sz="0" w:space="0" w:color="000000"/>
+                <w:right w:val="none" w:sz="0" w:space="0" w:color="000000"/>
+              </w:pBdr>
+              <w:spacing w:after="100" w:before="100" w:line="240"/>
+              <w:ind w:left="100" w:right="100" w:firstLine="0" w:firstLineChars="0"/>
+              <w:rPr>
+                <w:rFonts w:ascii="Arial" w:hAnsi="Arial" w:eastAsia="Arial" w:cs="Arial"/>
+                <w:i w:val="false"/>
+                <w:b w:val="false"/>
+                <w:u w:val="none"/>
+                <w:strike w:val="false"/>
+                <w:sz w:val="22"/>
+                <w:szCs w:val="22"/>
+                <w:color w:val="000000"/>
+              </w:rPr>
+            </w:pPr>
+            <w:r>
+              <w:rPr>
+                <w:rFonts w:ascii="Arial" w:hAnsi="Arial" w:eastAsia="Arial" w:cs="Arial"/>
+                <w:i w:val="false"/>
+                <w:b w:val="false"/>
+                <w:u w:val="none"/>
+                <w:strike w:val="false"/>
+                <w:sz w:val="22"/>
+                <w:szCs w:val="22"/>
+                <w:color w:val="000000"/>
+              </w:rPr>
+              <w:t xml:space="preserve">0.05</w:t>
+            </w:r>
+          </w:p>
+        </w:tc>
+        <w:tc>
+          <w:tcPr>
+            <w:tcBorders>
+              <w:bottom w:val="single" w:sz="12" w:space="0" w:color="666666"/>
+              <w:top w:val="none" w:sz="0" w:space="0" w:color="000000"/>
+              <w:left w:val="none" w:sz="0" w:space="0" w:color="000000"/>
+              <w:right w:val="none" w:sz="0" w:space="0" w:color="000000"/>
+            </w:tcBorders>
+            <w:shd w:val="clear" w:color="auto" w:fill="FFFFFF"/>
+            <w:tcMar>
+              <w:top w:w="0" w:type="dxa"/>
+              <w:bottom w:w="0" w:type="dxa"/>
+              <w:left w:w="0" w:type="dxa"/>
+              <w:right w:w="0" w:type="dxa"/>
+            </w:tcMar>
+            <w:vAlign w:val="center"/>
+          </w:tcPr>
+          <w:p>
+            <w:pPr>
+              <w:pStyle w:val="Normal"/>
+              <w:jc w:val="right"/>
+              <w:pBdr>
+                <w:bottom w:val="none" w:sz="0" w:space="0" w:color="000000"/>
+                <w:top w:val="none" w:sz="0" w:space="0" w:color="000000"/>
+                <w:left w:val="none" w:sz="0" w:space="0" w:color="000000"/>
+                <w:right w:val="none" w:sz="0" w:space="0" w:color="000000"/>
+              </w:pBdr>
+              <w:spacing w:after="100" w:before="100" w:line="240"/>
+              <w:ind w:left="100" w:right="100" w:firstLine="0" w:firstLineChars="0"/>
+              <w:rPr>
+                <w:rFonts w:ascii="Arial" w:hAnsi="Arial" w:eastAsia="Arial" w:cs="Arial"/>
+                <w:i w:val="false"/>
+                <w:b w:val="false"/>
+                <w:u w:val="none"/>
+                <w:strike w:val="false"/>
+                <w:sz w:val="22"/>
+                <w:szCs w:val="22"/>
+                <w:color w:val="000000"/>
+              </w:rPr>
+            </w:pPr>
+            <w:r>
+              <w:rPr>
+                <w:rFonts w:ascii="Arial" w:hAnsi="Arial" w:eastAsia="Arial" w:cs="Arial"/>
+                <w:i w:val="false"/>
+                <w:b w:val="false"/>
+                <w:u w:val="none"/>
+                <w:strike w:val="false"/>
+                <w:sz w:val="22"/>
+                <w:szCs w:val="22"/>
+                <w:color w:val="000000"/>
+              </w:rPr>
+              <w:t xml:space="preserve">2.91</w:t>
+            </w:r>
+          </w:p>
+        </w:tc>
+        <w:tc>
+          <w:tcPr>
+            <w:tcBorders>
+              <w:bottom w:val="single" w:sz="12" w:space="0" w:color="666666"/>
+              <w:top w:val="none" w:sz="0" w:space="0" w:color="000000"/>
+              <w:left w:val="none" w:sz="0" w:space="0" w:color="000000"/>
+              <w:right w:val="none" w:sz="0" w:space="0" w:color="000000"/>
+            </w:tcBorders>
+            <w:shd w:val="clear" w:color="auto" w:fill="FFFFFF"/>
+            <w:tcMar>
+              <w:top w:w="0" w:type="dxa"/>
+              <w:bottom w:w="0" w:type="dxa"/>
+              <w:left w:w="0" w:type="dxa"/>
+              <w:right w:w="0" w:type="dxa"/>
+            </w:tcMar>
+            <w:vAlign w:val="center"/>
+          </w:tcPr>
+          <w:p>
+            <w:pPr>
+              <w:pStyle w:val="Normal"/>
+              <w:jc w:val="right"/>
+              <w:pBdr>
+                <w:bottom w:val="none" w:sz="0" w:space="0" w:color="000000"/>
+                <w:top w:val="none" w:sz="0" w:space="0" w:color="000000"/>
+                <w:left w:val="none" w:sz="0" w:space="0" w:color="000000"/>
+                <w:right w:val="none" w:sz="0" w:space="0" w:color="000000"/>
+              </w:pBdr>
+              <w:spacing w:after="100" w:before="100" w:line="240"/>
+              <w:ind w:left="100" w:right="100" w:firstLine="0" w:firstLineChars="0"/>
+              <w:rPr>
+                <w:rFonts w:ascii="Arial" w:hAnsi="Arial" w:eastAsia="Arial" w:cs="Arial"/>
+                <w:i w:val="false"/>
+                <w:b w:val="false"/>
+                <w:u w:val="none"/>
+                <w:strike w:val="false"/>
+                <w:sz w:val="22"/>
+                <w:szCs w:val="22"/>
+                <w:color w:val="000000"/>
+              </w:rPr>
+            </w:pPr>
+            <w:r>
+              <w:rPr>
+                <w:rFonts w:ascii="Arial" w:hAnsi="Arial" w:eastAsia="Arial" w:cs="Arial"/>
+                <w:i w:val="false"/>
+                <w:b w:val="false"/>
+                <w:u w:val="none"/>
+                <w:strike w:val="false"/>
+                <w:sz w:val="22"/>
+                <w:szCs w:val="22"/>
+                <w:color w:val="000000"/>
+              </w:rPr>
+              <w:t xml:space="preserve">0.99</w:t>
             </w:r>
           </w:p>
         </w:tc>

--- a/4. RESULTADOS/06_tratamiento_continuo/T25_resumen_medidas_q5.docx
+++ b/4. RESULTADOS/06_tratamiento_continuo/T25_resumen_medidas_q5.docx
@@ -989,7 +989,7 @@
                 <w:szCs w:val="22"/>
                 <w:color w:val="000000"/>
               </w:rPr>
-              <w:t xml:space="preserve">0.01</w:t>
+              <w:t xml:space="preserve">1.11</w:t>
             </w:r>
           </w:p>
         </w:tc>
@@ -1044,7 +1044,7 @@
                 <w:szCs w:val="22"/>
                 <w:color w:val="000000"/>
               </w:rPr>
-              <w:t xml:space="preserve">0.01</w:t>
+              <w:t xml:space="preserve">1.38</w:t>
             </w:r>
           </w:p>
         </w:tc>
@@ -1654,7 +1654,7 @@
                 <w:szCs w:val="22"/>
                 <w:color w:val="000000"/>
               </w:rPr>
-              <w:t xml:space="preserve">0.01</w:t>
+              <w:t xml:space="preserve">1.07</w:t>
             </w:r>
           </w:p>
         </w:tc>
@@ -1709,7 +1709,7 @@
                 <w:szCs w:val="22"/>
                 <w:color w:val="000000"/>
               </w:rPr>
-              <w:t xml:space="preserve">0.01</w:t>
+              <w:t xml:space="preserve">1.18</w:t>
             </w:r>
           </w:p>
         </w:tc>
@@ -2319,7 +2319,7 @@
                 <w:szCs w:val="22"/>
                 <w:color w:val="000000"/>
               </w:rPr>
-              <w:t xml:space="preserve">0.02</w:t>
+              <w:t xml:space="preserve">1.74</w:t>
             </w:r>
           </w:p>
         </w:tc>
@@ -2374,7 +2374,7 @@
                 <w:szCs w:val="22"/>
                 <w:color w:val="000000"/>
               </w:rPr>
-              <w:t xml:space="preserve">0.02</w:t>
+              <w:t xml:space="preserve">2.33</w:t>
             </w:r>
           </w:p>
         </w:tc>
@@ -2984,7 +2984,7 @@
                 <w:szCs w:val="22"/>
                 <w:color w:val="000000"/>
               </w:rPr>
-              <w:t xml:space="preserve">0.02</w:t>
+              <w:t xml:space="preserve">1.59</w:t>
             </w:r>
           </w:p>
         </w:tc>
@@ -3039,7 +3039,7 @@
                 <w:szCs w:val="22"/>
                 <w:color w:val="000000"/>
               </w:rPr>
-              <w:t xml:space="preserve">0.02</w:t>
+              <w:t xml:space="preserve">1.68</w:t>
             </w:r>
           </w:p>
         </w:tc>
@@ -3649,7 +3649,7 @@
                 <w:szCs w:val="22"/>
                 <w:color w:val="000000"/>
               </w:rPr>
-              <w:t xml:space="preserve">0.02</w:t>
+              <w:t xml:space="preserve">1.51</w:t>
             </w:r>
           </w:p>
         </w:tc>
@@ -3704,7 +3704,7 @@
                 <w:szCs w:val="22"/>
                 <w:color w:val="000000"/>
               </w:rPr>
-              <w:t xml:space="preserve">0.02</w:t>
+              <w:t xml:space="preserve">1.67</w:t>
             </w:r>
           </w:p>
         </w:tc>
@@ -4314,7 +4314,7 @@
                 <w:szCs w:val="22"/>
                 <w:color w:val="000000"/>
               </w:rPr>
-              <w:t xml:space="preserve">0.02</w:t>
+              <w:t xml:space="preserve">2.11</w:t>
             </w:r>
           </w:p>
         </w:tc>
@@ -4369,7 +4369,7 @@
                 <w:szCs w:val="22"/>
                 <w:color w:val="000000"/>
               </w:rPr>
-              <w:t xml:space="preserve">0.02</w:t>
+              <w:t xml:space="preserve">2.00</w:t>
             </w:r>
           </w:p>
         </w:tc>
